--- a/data/EMPLOYEE  KNOWLEDGE BASE NEW.docx
+++ b/data/EMPLOYEE  KNOWLEDGE BASE NEW.docx
@@ -237,100 +237,115 @@
           <w:p>
             <w:pPr>
               <w:rPr>
-                <w:b/>
-                <w:bCs/>
-              </w:rPr>
-            </w:pPr>
-            <w:r>
-              <w:rPr>
-                <w:b/>
-                <w:bCs/>
-              </w:rPr>
-              <w:t>AMITA</w:t>
-            </w:r>
-          </w:p>
-        </w:tc>
-        <w:tc>
-          <w:tcPr>
-            <w:tcW w:w="1522" w:type="dxa"/>
-            <w:tcMar/>
-          </w:tcPr>
-          <w:p>
-            <w:pPr>
-              <w:rPr>
-                <w:sz w:val="18"/>
-                <w:szCs w:val="18"/>
-              </w:rPr>
-            </w:pPr>
-            <w:r>
-              <w:rPr>
-                <w:sz w:val="18"/>
-                <w:szCs w:val="18"/>
-              </w:rPr>
-              <w:t>4</w:t>
-            </w:r>
-          </w:p>
-        </w:tc>
-        <w:tc>
-          <w:tcPr>
-            <w:tcW w:w="1522" w:type="dxa"/>
-            <w:tcMar/>
-          </w:tcPr>
-          <w:p>
-            <w:pPr>
-              <w:rPr>
-                <w:sz w:val="18"/>
-                <w:szCs w:val="18"/>
-              </w:rPr>
-            </w:pPr>
-            <w:r>
-              <w:rPr>
-                <w:sz w:val="18"/>
-                <w:szCs w:val="18"/>
-              </w:rPr>
-              <w:t>4</w:t>
-            </w:r>
-          </w:p>
-        </w:tc>
-        <w:tc>
-          <w:tcPr>
-            <w:tcW w:w="1522" w:type="dxa"/>
-            <w:tcMar/>
-          </w:tcPr>
-          <w:p>
-            <w:pPr>
-              <w:rPr>
-                <w:sz w:val="18"/>
-                <w:szCs w:val="18"/>
-              </w:rPr>
-            </w:pPr>
-            <w:r>
-              <w:rPr>
-                <w:sz w:val="18"/>
-                <w:szCs w:val="18"/>
-              </w:rPr>
-              <w:t>4</w:t>
-            </w:r>
-          </w:p>
-        </w:tc>
-        <w:tc>
-          <w:tcPr>
-            <w:tcW w:w="1522" w:type="dxa"/>
-            <w:tcMar/>
-          </w:tcPr>
-          <w:p>
-            <w:pPr>
-              <w:rPr>
-                <w:sz w:val="18"/>
-                <w:szCs w:val="18"/>
-              </w:rPr>
-            </w:pPr>
-            <w:r>
-              <w:rPr>
-                <w:sz w:val="18"/>
-                <w:szCs w:val="18"/>
-              </w:rPr>
-              <w:t>4</w:t>
+                <w:rFonts w:ascii="Calibri" w:hAnsi="Calibri" w:eastAsia="Calibri" w:cs="Calibri" w:asciiTheme="minorAscii" w:hAnsiTheme="minorAscii" w:eastAsiaTheme="minorAscii" w:cstheme="minorAscii"/>
+                <w:b w:val="1"/>
+                <w:bCs w:val="1"/>
+                <w:noProof w:val="0"/>
+                <w:sz w:val="22"/>
+                <w:szCs w:val="22"/>
+                <w:lang w:val="en-US"/>
+              </w:rPr>
+            </w:pPr>
+            <w:r>
+              <w:rPr>
+                <w:rFonts w:ascii="Calibri" w:hAnsi="Calibri" w:eastAsia="Calibri" w:cs="Calibri" w:asciiTheme="minorAscii" w:hAnsiTheme="minorAscii" w:eastAsiaTheme="minorAscii" w:cstheme="minorAscii"/>
+                <w:b w:val="1"/>
+                <w:bCs w:val="1"/>
+                <w:i w:val="0"/>
+                <w:iCs w:val="0"/>
+                <w:caps w:val="0"/>
+                <w:smallCaps w:val="0"/>
+                <w:noProof w:val="0"/>
+                <w:color w:val="000000" w:themeColor="text1" w:themeTint="FF" w:themeShade="FF"/>
+                <w:sz w:val="22"/>
+                <w:szCs w:val="22"/>
+                <w:lang w:val="en-US"/>
+              </w:rPr>
+              <w:t>Parmar, Amita</w:t>
+            </w:r>
+          </w:p>
+        </w:tc>
+        <w:tc>
+          <w:tcPr>
+            <w:tcW w:w="1522" w:type="dxa"/>
+            <w:tcMar/>
+          </w:tcPr>
+          <w:p>
+            <w:pPr>
+              <w:rPr>
+                <w:sz w:val="18"/>
+                <w:szCs w:val="18"/>
+              </w:rPr>
+            </w:pPr>
+            <w:r>
+              <w:rPr>
+                <w:sz w:val="18"/>
+                <w:szCs w:val="18"/>
+              </w:rPr>
+              <w:t>5</w:t>
+            </w:r>
+          </w:p>
+        </w:tc>
+        <w:tc>
+          <w:tcPr>
+            <w:tcW w:w="1522" w:type="dxa"/>
+            <w:tcMar/>
+          </w:tcPr>
+          <w:p>
+            <w:pPr>
+              <w:rPr>
+                <w:sz w:val="18"/>
+                <w:szCs w:val="18"/>
+              </w:rPr>
+            </w:pPr>
+            <w:r>
+              <w:rPr>
+                <w:sz w:val="18"/>
+                <w:szCs w:val="18"/>
+              </w:rPr>
+              <w:t>4</w:t>
+            </w:r>
+          </w:p>
+        </w:tc>
+        <w:tc>
+          <w:tcPr>
+            <w:tcW w:w="1522" w:type="dxa"/>
+            <w:tcMar/>
+          </w:tcPr>
+          <w:p>
+            <w:pPr>
+              <w:rPr>
+                <w:sz w:val="18"/>
+                <w:szCs w:val="18"/>
+              </w:rPr>
+            </w:pPr>
+            <w:r>
+              <w:rPr>
+                <w:sz w:val="18"/>
+                <w:szCs w:val="18"/>
+              </w:rPr>
+              <w:t>4</w:t>
+            </w:r>
+          </w:p>
+        </w:tc>
+        <w:tc>
+          <w:tcPr>
+            <w:tcW w:w="1522" w:type="dxa"/>
+            <w:tcMar/>
+          </w:tcPr>
+          <w:p>
+            <w:pPr>
+              <w:rPr>
+                <w:sz w:val="18"/>
+                <w:szCs w:val="18"/>
+              </w:rPr>
+            </w:pPr>
+            <w:r>
+              <w:rPr>
+                <w:sz w:val="18"/>
+                <w:szCs w:val="18"/>
+              </w:rPr>
+              <w:t>5</w:t>
             </w:r>
           </w:p>
         </w:tc>
@@ -410,100 +425,115 @@
           <w:p>
             <w:pPr>
               <w:rPr>
-                <w:b/>
-                <w:bCs/>
-              </w:rPr>
-            </w:pPr>
-            <w:r>
-              <w:rPr>
-                <w:b/>
-                <w:bCs/>
-              </w:rPr>
-              <w:t>GIA</w:t>
-            </w:r>
-          </w:p>
-        </w:tc>
-        <w:tc>
-          <w:tcPr>
-            <w:tcW w:w="1522" w:type="dxa"/>
-            <w:tcMar/>
-          </w:tcPr>
-          <w:p>
-            <w:pPr>
-              <w:rPr>
-                <w:sz w:val="18"/>
-                <w:szCs w:val="18"/>
-              </w:rPr>
-            </w:pPr>
-            <w:r>
-              <w:rPr>
-                <w:sz w:val="18"/>
-                <w:szCs w:val="18"/>
-              </w:rPr>
-              <w:t>4</w:t>
-            </w:r>
-          </w:p>
-        </w:tc>
-        <w:tc>
-          <w:tcPr>
-            <w:tcW w:w="1522" w:type="dxa"/>
-            <w:tcMar/>
-          </w:tcPr>
-          <w:p>
-            <w:pPr>
-              <w:rPr>
-                <w:sz w:val="18"/>
-                <w:szCs w:val="18"/>
-              </w:rPr>
-            </w:pPr>
-            <w:r>
-              <w:rPr>
-                <w:sz w:val="18"/>
-                <w:szCs w:val="18"/>
-              </w:rPr>
-              <w:t>4</w:t>
-            </w:r>
-          </w:p>
-        </w:tc>
-        <w:tc>
-          <w:tcPr>
-            <w:tcW w:w="1522" w:type="dxa"/>
-            <w:tcMar/>
-          </w:tcPr>
-          <w:p>
-            <w:pPr>
-              <w:rPr>
-                <w:sz w:val="18"/>
-                <w:szCs w:val="18"/>
-              </w:rPr>
-            </w:pPr>
-            <w:r>
-              <w:rPr>
-                <w:sz w:val="18"/>
-                <w:szCs w:val="18"/>
-              </w:rPr>
-              <w:t>4</w:t>
-            </w:r>
-          </w:p>
-        </w:tc>
-        <w:tc>
-          <w:tcPr>
-            <w:tcW w:w="1522" w:type="dxa"/>
-            <w:tcMar/>
-          </w:tcPr>
-          <w:p>
-            <w:pPr>
-              <w:rPr>
-                <w:sz w:val="18"/>
-                <w:szCs w:val="18"/>
-              </w:rPr>
-            </w:pPr>
-            <w:r>
-              <w:rPr>
-                <w:sz w:val="18"/>
-                <w:szCs w:val="18"/>
-              </w:rPr>
-              <w:t>4</w:t>
+                <w:rFonts w:ascii="Calibri" w:hAnsi="Calibri" w:eastAsia="Calibri" w:cs="Calibri" w:asciiTheme="minorAscii" w:hAnsiTheme="minorAscii" w:eastAsiaTheme="minorAscii" w:cstheme="minorAscii"/>
+                <w:b w:val="1"/>
+                <w:bCs w:val="1"/>
+                <w:noProof w:val="0"/>
+                <w:sz w:val="22"/>
+                <w:szCs w:val="22"/>
+                <w:lang w:val="en-US"/>
+              </w:rPr>
+            </w:pPr>
+            <w:r>
+              <w:rPr>
+                <w:rFonts w:ascii="Calibri" w:hAnsi="Calibri" w:eastAsia="Calibri" w:cs="Calibri" w:asciiTheme="minorAscii" w:hAnsiTheme="minorAscii" w:eastAsiaTheme="minorAscii" w:cstheme="minorAscii"/>
+                <w:b w:val="1"/>
+                <w:bCs w:val="1"/>
+                <w:i w:val="0"/>
+                <w:iCs w:val="0"/>
+                <w:caps w:val="0"/>
+                <w:smallCaps w:val="0"/>
+                <w:noProof w:val="0"/>
+                <w:color w:val="000000" w:themeColor="text1" w:themeTint="FF" w:themeShade="FF"/>
+                <w:sz w:val="22"/>
+                <w:szCs w:val="22"/>
+                <w:lang w:val="en-US"/>
+              </w:rPr>
+              <w:t>Manj, Gia</w:t>
+            </w:r>
+          </w:p>
+        </w:tc>
+        <w:tc>
+          <w:tcPr>
+            <w:tcW w:w="1522" w:type="dxa"/>
+            <w:tcMar/>
+          </w:tcPr>
+          <w:p>
+            <w:pPr>
+              <w:rPr>
+                <w:sz w:val="18"/>
+                <w:szCs w:val="18"/>
+              </w:rPr>
+            </w:pPr>
+            <w:r>
+              <w:rPr>
+                <w:sz w:val="18"/>
+                <w:szCs w:val="18"/>
+              </w:rPr>
+              <w:t>4</w:t>
+            </w:r>
+          </w:p>
+        </w:tc>
+        <w:tc>
+          <w:tcPr>
+            <w:tcW w:w="1522" w:type="dxa"/>
+            <w:tcMar/>
+          </w:tcPr>
+          <w:p>
+            <w:pPr>
+              <w:rPr>
+                <w:sz w:val="18"/>
+                <w:szCs w:val="18"/>
+              </w:rPr>
+            </w:pPr>
+            <w:r>
+              <w:rPr>
+                <w:sz w:val="18"/>
+                <w:szCs w:val="18"/>
+              </w:rPr>
+              <w:t>4</w:t>
+            </w:r>
+          </w:p>
+        </w:tc>
+        <w:tc>
+          <w:tcPr>
+            <w:tcW w:w="1522" w:type="dxa"/>
+            <w:tcMar/>
+          </w:tcPr>
+          <w:p>
+            <w:pPr>
+              <w:rPr>
+                <w:sz w:val="18"/>
+                <w:szCs w:val="18"/>
+              </w:rPr>
+            </w:pPr>
+            <w:r>
+              <w:rPr>
+                <w:sz w:val="18"/>
+                <w:szCs w:val="18"/>
+              </w:rPr>
+              <w:t>4</w:t>
+            </w:r>
+          </w:p>
+        </w:tc>
+        <w:tc>
+          <w:tcPr>
+            <w:tcW w:w="1522" w:type="dxa"/>
+            <w:tcMar/>
+          </w:tcPr>
+          <w:p>
+            <w:pPr>
+              <w:rPr>
+                <w:sz w:val="18"/>
+                <w:szCs w:val="18"/>
+              </w:rPr>
+            </w:pPr>
+            <w:r>
+              <w:rPr>
+                <w:sz w:val="18"/>
+                <w:szCs w:val="18"/>
+              </w:rPr>
+              <w:t>5</w:t>
             </w:r>
           </w:p>
         </w:tc>
@@ -561,6 +591,13 @@
                 <w:szCs w:val="18"/>
               </w:rPr>
             </w:pPr>
+            <w:r>
+              <w:rPr>
+                <w:sz w:val="18"/>
+                <w:szCs w:val="18"/>
+              </w:rPr>
+              <w:t>0</w:t>
+            </w:r>
           </w:p>
         </w:tc>
       </w:tr>
@@ -576,100 +613,115 @@
           <w:p>
             <w:pPr>
               <w:rPr>
-                <w:b/>
-                <w:bCs/>
-              </w:rPr>
-            </w:pPr>
-            <w:r>
-              <w:rPr>
-                <w:b/>
-                <w:bCs/>
-              </w:rPr>
-              <w:t>SHAE</w:t>
-            </w:r>
-          </w:p>
-        </w:tc>
-        <w:tc>
-          <w:tcPr>
-            <w:tcW w:w="1522" w:type="dxa"/>
-            <w:tcMar/>
-          </w:tcPr>
-          <w:p>
-            <w:pPr>
-              <w:rPr>
-                <w:sz w:val="18"/>
-                <w:szCs w:val="18"/>
-              </w:rPr>
-            </w:pPr>
-            <w:r>
-              <w:rPr>
-                <w:sz w:val="18"/>
-                <w:szCs w:val="18"/>
-              </w:rPr>
-              <w:t>4</w:t>
-            </w:r>
-          </w:p>
-        </w:tc>
-        <w:tc>
-          <w:tcPr>
-            <w:tcW w:w="1522" w:type="dxa"/>
-            <w:tcMar/>
-          </w:tcPr>
-          <w:p>
-            <w:pPr>
-              <w:rPr>
-                <w:sz w:val="18"/>
-                <w:szCs w:val="18"/>
-              </w:rPr>
-            </w:pPr>
-            <w:r>
-              <w:rPr>
-                <w:sz w:val="18"/>
-                <w:szCs w:val="18"/>
-              </w:rPr>
-              <w:t>4</w:t>
-            </w:r>
-          </w:p>
-        </w:tc>
-        <w:tc>
-          <w:tcPr>
-            <w:tcW w:w="1522" w:type="dxa"/>
-            <w:tcMar/>
-          </w:tcPr>
-          <w:p>
-            <w:pPr>
-              <w:rPr>
-                <w:sz w:val="18"/>
-                <w:szCs w:val="18"/>
-              </w:rPr>
-            </w:pPr>
-            <w:r>
-              <w:rPr>
-                <w:sz w:val="18"/>
-                <w:szCs w:val="18"/>
-              </w:rPr>
-              <w:t>4</w:t>
-            </w:r>
-          </w:p>
-        </w:tc>
-        <w:tc>
-          <w:tcPr>
-            <w:tcW w:w="1522" w:type="dxa"/>
-            <w:tcMar/>
-          </w:tcPr>
-          <w:p>
-            <w:pPr>
-              <w:rPr>
-                <w:sz w:val="18"/>
-                <w:szCs w:val="18"/>
-              </w:rPr>
-            </w:pPr>
-            <w:r>
-              <w:rPr>
-                <w:sz w:val="18"/>
-                <w:szCs w:val="18"/>
-              </w:rPr>
-              <w:t>4</w:t>
+                <w:rFonts w:ascii="Calibri" w:hAnsi="Calibri" w:eastAsia="Calibri" w:cs="Calibri" w:asciiTheme="minorAscii" w:hAnsiTheme="minorAscii" w:eastAsiaTheme="minorAscii" w:cstheme="minorAscii"/>
+                <w:b w:val="1"/>
+                <w:bCs w:val="1"/>
+                <w:noProof w:val="0"/>
+                <w:sz w:val="22"/>
+                <w:szCs w:val="22"/>
+                <w:lang w:val="en-US"/>
+              </w:rPr>
+            </w:pPr>
+            <w:r>
+              <w:rPr>
+                <w:rFonts w:ascii="Calibri" w:hAnsi="Calibri" w:eastAsia="Calibri" w:cs="Calibri" w:asciiTheme="minorAscii" w:hAnsiTheme="minorAscii" w:eastAsiaTheme="minorAscii" w:cstheme="minorAscii"/>
+                <w:b w:val="1"/>
+                <w:bCs w:val="1"/>
+                <w:i w:val="0"/>
+                <w:iCs w:val="0"/>
+                <w:caps w:val="0"/>
+                <w:smallCaps w:val="0"/>
+                <w:noProof w:val="0"/>
+                <w:color w:val="000000" w:themeColor="text1" w:themeTint="FF" w:themeShade="FF"/>
+                <w:sz w:val="22"/>
+                <w:szCs w:val="22"/>
+                <w:lang w:val="en-US"/>
+              </w:rPr>
+              <w:t>Smith, Shaelene</w:t>
+            </w:r>
+          </w:p>
+        </w:tc>
+        <w:tc>
+          <w:tcPr>
+            <w:tcW w:w="1522" w:type="dxa"/>
+            <w:tcMar/>
+          </w:tcPr>
+          <w:p>
+            <w:pPr>
+              <w:rPr>
+                <w:sz w:val="18"/>
+                <w:szCs w:val="18"/>
+              </w:rPr>
+            </w:pPr>
+            <w:r>
+              <w:rPr>
+                <w:sz w:val="18"/>
+                <w:szCs w:val="18"/>
+              </w:rPr>
+              <w:t>4</w:t>
+            </w:r>
+          </w:p>
+        </w:tc>
+        <w:tc>
+          <w:tcPr>
+            <w:tcW w:w="1522" w:type="dxa"/>
+            <w:tcMar/>
+          </w:tcPr>
+          <w:p>
+            <w:pPr>
+              <w:rPr>
+                <w:sz w:val="18"/>
+                <w:szCs w:val="18"/>
+              </w:rPr>
+            </w:pPr>
+            <w:r>
+              <w:rPr>
+                <w:sz w:val="18"/>
+                <w:szCs w:val="18"/>
+              </w:rPr>
+              <w:t>4</w:t>
+            </w:r>
+          </w:p>
+        </w:tc>
+        <w:tc>
+          <w:tcPr>
+            <w:tcW w:w="1522" w:type="dxa"/>
+            <w:tcMar/>
+          </w:tcPr>
+          <w:p>
+            <w:pPr>
+              <w:rPr>
+                <w:sz w:val="18"/>
+                <w:szCs w:val="18"/>
+              </w:rPr>
+            </w:pPr>
+            <w:r>
+              <w:rPr>
+                <w:sz w:val="18"/>
+                <w:szCs w:val="18"/>
+              </w:rPr>
+              <w:t>4</w:t>
+            </w:r>
+          </w:p>
+        </w:tc>
+        <w:tc>
+          <w:tcPr>
+            <w:tcW w:w="1522" w:type="dxa"/>
+            <w:tcMar/>
+          </w:tcPr>
+          <w:p>
+            <w:pPr>
+              <w:rPr>
+                <w:sz w:val="18"/>
+                <w:szCs w:val="18"/>
+              </w:rPr>
+            </w:pPr>
+            <w:r>
+              <w:rPr>
+                <w:sz w:val="18"/>
+                <w:szCs w:val="18"/>
+              </w:rPr>
+              <w:t>5</w:t>
             </w:r>
           </w:p>
         </w:tc>
@@ -727,6 +779,13 @@
                 <w:szCs w:val="18"/>
               </w:rPr>
             </w:pPr>
+            <w:r>
+              <w:rPr>
+                <w:sz w:val="18"/>
+                <w:szCs w:val="18"/>
+              </w:rPr>
+              <w:t>0</w:t>
+            </w:r>
           </w:p>
         </w:tc>
       </w:tr>
@@ -742,16 +801,31 @@
           <w:p>
             <w:pPr>
               <w:rPr>
-                <w:b/>
-                <w:bCs/>
-              </w:rPr>
-            </w:pPr>
-            <w:r>
-              <w:rPr>
-                <w:b/>
-                <w:bCs/>
-              </w:rPr>
-              <w:t>SAIGE</w:t>
+                <w:rFonts w:ascii="Calibri" w:hAnsi="Calibri" w:eastAsia="Calibri" w:cs="Calibri" w:asciiTheme="minorAscii" w:hAnsiTheme="minorAscii" w:eastAsiaTheme="minorAscii" w:cstheme="minorAscii"/>
+                <w:b w:val="1"/>
+                <w:bCs w:val="1"/>
+                <w:noProof w:val="0"/>
+                <w:sz w:val="22"/>
+                <w:szCs w:val="22"/>
+                <w:lang w:val="en-US"/>
+              </w:rPr>
+            </w:pPr>
+            <w:r>
+              <w:rPr>
+                <w:rFonts w:ascii="Calibri" w:hAnsi="Calibri" w:eastAsia="Calibri" w:cs="Calibri" w:asciiTheme="minorAscii" w:hAnsiTheme="minorAscii" w:eastAsiaTheme="minorAscii" w:cstheme="minorAscii"/>
+                <w:b w:val="1"/>
+                <w:bCs w:val="1"/>
+                <w:i w:val="0"/>
+                <w:iCs w:val="0"/>
+                <w:caps w:val="0"/>
+                <w:smallCaps w:val="0"/>
+                <w:noProof w:val="0"/>
+                <w:color w:val="000000" w:themeColor="text1" w:themeTint="FF" w:themeShade="FF"/>
+                <w:sz w:val="22"/>
+                <w:szCs w:val="22"/>
+                <w:lang w:val="en-US"/>
+              </w:rPr>
+              <w:t>Bruce, Saige</w:t>
             </w:r>
           </w:p>
         </w:tc>
@@ -805,13 +879,17 @@
           <w:p>
             <w:pPr>
               <w:spacing w:line="259" w:lineRule="auto"/>
-            </w:pPr>
-            <w:r>
-              <w:rPr>
-                <w:sz w:val="18"/>
-                <w:szCs w:val="18"/>
-              </w:rPr>
-              <w:t>4</w:t>
+              <w:rPr>
+                <w:sz w:val="18"/>
+                <w:szCs w:val="18"/>
+              </w:rPr>
+            </w:pPr>
+            <w:r>
+              <w:rPr>
+                <w:sz w:val="18"/>
+                <w:szCs w:val="18"/>
+              </w:rPr>
+              <w:t>5</w:t>
             </w:r>
           </w:p>
         </w:tc>
@@ -909,16 +987,31 @@
           <w:p>
             <w:pPr>
               <w:rPr>
-                <w:b/>
-                <w:bCs/>
-              </w:rPr>
-            </w:pPr>
-            <w:r>
-              <w:rPr>
-                <w:b/>
-                <w:bCs/>
-              </w:rPr>
-              <w:t>ELLA</w:t>
+                <w:rFonts w:ascii="Calibri" w:hAnsi="Calibri" w:eastAsia="Calibri" w:cs="Calibri" w:asciiTheme="minorAscii" w:hAnsiTheme="minorAscii" w:eastAsiaTheme="minorAscii" w:cstheme="minorAscii"/>
+                <w:b w:val="1"/>
+                <w:bCs w:val="1"/>
+                <w:noProof w:val="0"/>
+                <w:sz w:val="22"/>
+                <w:szCs w:val="22"/>
+                <w:lang w:val="en-US"/>
+              </w:rPr>
+            </w:pPr>
+            <w:r>
+              <w:rPr>
+                <w:rFonts w:ascii="Calibri" w:hAnsi="Calibri" w:eastAsia="Calibri" w:cs="Calibri" w:asciiTheme="minorAscii" w:hAnsiTheme="minorAscii" w:eastAsiaTheme="minorAscii" w:cstheme="minorAscii"/>
+                <w:b w:val="1"/>
+                <w:bCs w:val="1"/>
+                <w:i w:val="0"/>
+                <w:iCs w:val="0"/>
+                <w:caps w:val="0"/>
+                <w:smallCaps w:val="0"/>
+                <w:noProof w:val="0"/>
+                <w:color w:val="000000" w:themeColor="text1" w:themeTint="FF" w:themeShade="FF"/>
+                <w:sz w:val="22"/>
+                <w:szCs w:val="22"/>
+                <w:lang w:val="en-US"/>
+              </w:rPr>
+              <w:t>Frandsen, Ella</w:t>
             </w:r>
           </w:p>
         </w:tc>
@@ -1082,16 +1175,31 @@
           <w:p>
             <w:pPr>
               <w:rPr>
-                <w:b/>
-                <w:bCs/>
-              </w:rPr>
-            </w:pPr>
-            <w:r>
-              <w:rPr>
-                <w:b/>
-                <w:bCs/>
-              </w:rPr>
-              <w:t>JASMIN</w:t>
+                <w:rFonts w:ascii="Calibri" w:hAnsi="Calibri" w:eastAsia="Calibri" w:cs="Calibri" w:asciiTheme="minorAscii" w:hAnsiTheme="minorAscii" w:eastAsiaTheme="minorAscii" w:cstheme="minorAscii"/>
+                <w:b w:val="1"/>
+                <w:bCs w:val="1"/>
+                <w:noProof w:val="0"/>
+                <w:sz w:val="22"/>
+                <w:szCs w:val="22"/>
+                <w:lang w:val="en-US"/>
+              </w:rPr>
+            </w:pPr>
+            <w:r>
+              <w:rPr>
+                <w:rFonts w:ascii="Calibri" w:hAnsi="Calibri" w:eastAsia="Calibri" w:cs="Calibri" w:asciiTheme="minorAscii" w:hAnsiTheme="minorAscii" w:eastAsiaTheme="minorAscii" w:cstheme="minorAscii"/>
+                <w:b w:val="1"/>
+                <w:bCs w:val="1"/>
+                <w:i w:val="0"/>
+                <w:iCs w:val="0"/>
+                <w:caps w:val="0"/>
+                <w:smallCaps w:val="0"/>
+                <w:noProof w:val="0"/>
+                <w:color w:val="000000" w:themeColor="text1" w:themeTint="FF" w:themeShade="FF"/>
+                <w:sz w:val="22"/>
+                <w:szCs w:val="22"/>
+                <w:lang w:val="en-US"/>
+              </w:rPr>
+              <w:t>Sidhu, Jasmin</w:t>
             </w:r>
           </w:p>
         </w:tc>
@@ -1133,7 +1241,7 @@
                 <w:sz w:val="18"/>
                 <w:szCs w:val="18"/>
               </w:rPr>
-              <w:t>4</w:t>
+              <w:t>5</w:t>
             </w:r>
           </w:p>
         </w:tc>
@@ -1181,41 +1289,62 @@
             <w:tcW w:w="1522" w:type="dxa"/>
             <w:tcMar/>
           </w:tcPr>
-          <w:p w14:noSpellErr="1">
-            <w:pPr>
-              <w:rPr>
-                <w:sz w:val="18"/>
-                <w:szCs w:val="18"/>
-              </w:rPr>
-            </w:pPr>
-          </w:p>
-        </w:tc>
-        <w:tc>
-          <w:tcPr>
-            <w:tcW w:w="1522" w:type="dxa"/>
-            <w:tcMar/>
-          </w:tcPr>
-          <w:p w14:noSpellErr="1">
-            <w:pPr>
-              <w:rPr>
-                <w:sz w:val="18"/>
-                <w:szCs w:val="18"/>
-              </w:rPr>
-            </w:pPr>
-          </w:p>
-        </w:tc>
-        <w:tc>
-          <w:tcPr>
-            <w:tcW w:w="1522" w:type="dxa"/>
-            <w:tcMar/>
-          </w:tcPr>
-          <w:p>
-            <w:pPr>
-              <w:rPr>
-                <w:sz w:val="18"/>
-                <w:szCs w:val="18"/>
-              </w:rPr>
-            </w:pPr>
+          <w:p>
+            <w:pPr>
+              <w:rPr>
+                <w:sz w:val="18"/>
+                <w:szCs w:val="18"/>
+              </w:rPr>
+            </w:pPr>
+            <w:r>
+              <w:rPr>
+                <w:sz w:val="18"/>
+                <w:szCs w:val="18"/>
+              </w:rPr>
+              <w:t>0</w:t>
+            </w:r>
+          </w:p>
+        </w:tc>
+        <w:tc>
+          <w:tcPr>
+            <w:tcW w:w="1522" w:type="dxa"/>
+            <w:tcMar/>
+          </w:tcPr>
+          <w:p>
+            <w:pPr>
+              <w:rPr>
+                <w:sz w:val="18"/>
+                <w:szCs w:val="18"/>
+              </w:rPr>
+            </w:pPr>
+            <w:r>
+              <w:rPr>
+                <w:sz w:val="18"/>
+                <w:szCs w:val="18"/>
+              </w:rPr>
+              <w:t>0</w:t>
+            </w:r>
+          </w:p>
+        </w:tc>
+        <w:tc>
+          <w:tcPr>
+            <w:tcW w:w="1522" w:type="dxa"/>
+            <w:tcMar/>
+          </w:tcPr>
+          <w:p>
+            <w:pPr>
+              <w:rPr>
+                <w:sz w:val="18"/>
+                <w:szCs w:val="18"/>
+              </w:rPr>
+            </w:pPr>
+            <w:r>
+              <w:rPr>
+                <w:sz w:val="18"/>
+                <w:szCs w:val="18"/>
+              </w:rPr>
+              <w:t>0</w:t>
+            </w:r>
           </w:p>
         </w:tc>
       </w:tr>
@@ -1231,150 +1360,179 @@
           <w:p>
             <w:pPr>
               <w:rPr>
-                <w:b/>
-                <w:bCs/>
-              </w:rPr>
-            </w:pPr>
-            <w:r>
-              <w:rPr>
-                <w:b/>
-                <w:bCs/>
-              </w:rPr>
-              <w:t>AVA</w:t>
-            </w:r>
-            <w:r>
-              <w:rPr>
-                <w:b/>
-                <w:bCs/>
-              </w:rPr>
-              <w:t xml:space="preserve"> M</w:t>
-            </w:r>
-          </w:p>
-        </w:tc>
-        <w:tc>
-          <w:tcPr>
-            <w:tcW w:w="1522" w:type="dxa"/>
-            <w:tcMar/>
-          </w:tcPr>
-          <w:p>
-            <w:pPr>
-              <w:rPr>
-                <w:sz w:val="18"/>
-                <w:szCs w:val="18"/>
-              </w:rPr>
-            </w:pPr>
-            <w:r>
-              <w:rPr>
-                <w:sz w:val="18"/>
-                <w:szCs w:val="18"/>
-              </w:rPr>
-              <w:t>4</w:t>
-            </w:r>
-          </w:p>
-        </w:tc>
-        <w:tc>
-          <w:tcPr>
-            <w:tcW w:w="1522" w:type="dxa"/>
-            <w:tcMar/>
-          </w:tcPr>
-          <w:p>
-            <w:pPr>
-              <w:rPr>
-                <w:sz w:val="18"/>
-                <w:szCs w:val="18"/>
-              </w:rPr>
-            </w:pPr>
-            <w:r>
-              <w:rPr>
-                <w:sz w:val="18"/>
-                <w:szCs w:val="18"/>
-              </w:rPr>
-              <w:t>4</w:t>
-            </w:r>
-          </w:p>
-        </w:tc>
-        <w:tc>
-          <w:tcPr>
-            <w:tcW w:w="1522" w:type="dxa"/>
-            <w:tcMar/>
-          </w:tcPr>
-          <w:p>
-            <w:pPr>
-              <w:rPr>
-                <w:sz w:val="18"/>
-                <w:szCs w:val="18"/>
-              </w:rPr>
-            </w:pPr>
-            <w:r>
-              <w:rPr>
-                <w:sz w:val="18"/>
-                <w:szCs w:val="18"/>
-              </w:rPr>
-              <w:t>4</w:t>
-            </w:r>
-          </w:p>
-        </w:tc>
-        <w:tc>
-          <w:tcPr>
-            <w:tcW w:w="1522" w:type="dxa"/>
-            <w:tcMar/>
-          </w:tcPr>
-          <w:p>
-            <w:pPr>
-              <w:rPr>
-                <w:sz w:val="18"/>
-                <w:szCs w:val="18"/>
-              </w:rPr>
-            </w:pPr>
-            <w:r>
-              <w:rPr>
-                <w:sz w:val="18"/>
-                <w:szCs w:val="18"/>
-              </w:rPr>
-              <w:t>4</w:t>
-            </w:r>
-          </w:p>
-        </w:tc>
-        <w:tc>
-          <w:tcPr>
-            <w:tcW w:w="1522" w:type="dxa"/>
-            <w:tcMar/>
-          </w:tcPr>
-          <w:p w14:noSpellErr="1">
-            <w:pPr>
-              <w:rPr>
-                <w:sz w:val="18"/>
-                <w:szCs w:val="18"/>
-              </w:rPr>
-            </w:pPr>
-          </w:p>
-        </w:tc>
-        <w:tc>
-          <w:tcPr>
-            <w:tcW w:w="1522" w:type="dxa"/>
-            <w:tcMar/>
-          </w:tcPr>
-          <w:p w14:noSpellErr="1">
-            <w:pPr>
-              <w:rPr>
-                <w:sz w:val="18"/>
-                <w:szCs w:val="18"/>
-              </w:rPr>
-            </w:pPr>
-          </w:p>
-        </w:tc>
-        <w:tc>
-          <w:tcPr>
-            <w:tcW w:w="1522" w:type="dxa"/>
-            <w:tcMar/>
-          </w:tcPr>
-          <w:p>
-            <w:pPr>
-              <w:rPr>
-                <w:sz w:val="18"/>
-                <w:szCs w:val="18"/>
-              </w:rPr>
-            </w:pPr>
+                <w:rFonts w:ascii="Calibri" w:hAnsi="Calibri" w:eastAsia="Calibri" w:cs="Calibri" w:asciiTheme="minorAscii" w:hAnsiTheme="minorAscii" w:eastAsiaTheme="minorAscii" w:cstheme="minorAscii"/>
+                <w:b w:val="1"/>
+                <w:bCs w:val="1"/>
+                <w:noProof w:val="0"/>
+                <w:sz w:val="22"/>
+                <w:szCs w:val="22"/>
+                <w:lang w:val="en-US"/>
+              </w:rPr>
+            </w:pPr>
+            <w:r>
+              <w:rPr>
+                <w:rFonts w:ascii="Calibri" w:hAnsi="Calibri" w:eastAsia="Calibri" w:cs="Calibri" w:asciiTheme="minorAscii" w:hAnsiTheme="minorAscii" w:eastAsiaTheme="minorAscii" w:cstheme="minorAscii"/>
+                <w:b w:val="1"/>
+                <w:bCs w:val="1"/>
+                <w:i w:val="0"/>
+                <w:iCs w:val="0"/>
+                <w:caps w:val="0"/>
+                <w:smallCaps w:val="0"/>
+                <w:noProof w:val="0"/>
+                <w:color w:val="000000" w:themeColor="text1" w:themeTint="FF" w:themeShade="FF"/>
+                <w:sz w:val="22"/>
+                <w:szCs w:val="22"/>
+                <w:lang w:val="en-US"/>
+              </w:rPr>
+              <w:t>Mendoza, Ava</w:t>
+            </w:r>
+          </w:p>
+        </w:tc>
+        <w:tc>
+          <w:tcPr>
+            <w:tcW w:w="1522" w:type="dxa"/>
+            <w:tcMar/>
+          </w:tcPr>
+          <w:p>
+            <w:pPr>
+              <w:rPr>
+                <w:sz w:val="18"/>
+                <w:szCs w:val="18"/>
+              </w:rPr>
+            </w:pPr>
+            <w:r>
+              <w:rPr>
+                <w:sz w:val="18"/>
+                <w:szCs w:val="18"/>
+              </w:rPr>
+              <w:t>5</w:t>
+            </w:r>
+          </w:p>
+        </w:tc>
+        <w:tc>
+          <w:tcPr>
+            <w:tcW w:w="1522" w:type="dxa"/>
+            <w:tcMar/>
+          </w:tcPr>
+          <w:p>
+            <w:pPr>
+              <w:rPr>
+                <w:sz w:val="18"/>
+                <w:szCs w:val="18"/>
+              </w:rPr>
+            </w:pPr>
+            <w:r>
+              <w:rPr>
+                <w:sz w:val="18"/>
+                <w:szCs w:val="18"/>
+              </w:rPr>
+              <w:t>4</w:t>
+            </w:r>
+          </w:p>
+        </w:tc>
+        <w:tc>
+          <w:tcPr>
+            <w:tcW w:w="1522" w:type="dxa"/>
+            <w:tcMar/>
+          </w:tcPr>
+          <w:p>
+            <w:pPr>
+              <w:rPr>
+                <w:sz w:val="18"/>
+                <w:szCs w:val="18"/>
+              </w:rPr>
+            </w:pPr>
+            <w:r>
+              <w:rPr>
+                <w:sz w:val="18"/>
+                <w:szCs w:val="18"/>
+              </w:rPr>
+              <w:t>4</w:t>
+            </w:r>
+          </w:p>
+        </w:tc>
+        <w:tc>
+          <w:tcPr>
+            <w:tcW w:w="1522" w:type="dxa"/>
+            <w:tcMar/>
+          </w:tcPr>
+          <w:p>
+            <w:pPr>
+              <w:rPr>
+                <w:sz w:val="18"/>
+                <w:szCs w:val="18"/>
+              </w:rPr>
+            </w:pPr>
+            <w:r>
+              <w:rPr>
+                <w:sz w:val="18"/>
+                <w:szCs w:val="18"/>
+              </w:rPr>
+              <w:t>5</w:t>
+            </w:r>
+          </w:p>
+        </w:tc>
+        <w:tc>
+          <w:tcPr>
+            <w:tcW w:w="1522" w:type="dxa"/>
+            <w:tcMar/>
+          </w:tcPr>
+          <w:p>
+            <w:pPr>
+              <w:rPr>
+                <w:sz w:val="18"/>
+                <w:szCs w:val="18"/>
+              </w:rPr>
+            </w:pPr>
+            <w:r>
+              <w:rPr>
+                <w:sz w:val="18"/>
+                <w:szCs w:val="18"/>
+              </w:rPr>
+              <w:t>0</w:t>
+            </w:r>
+          </w:p>
+        </w:tc>
+        <w:tc>
+          <w:tcPr>
+            <w:tcW w:w="1522" w:type="dxa"/>
+            <w:tcMar/>
+          </w:tcPr>
+          <w:p>
+            <w:pPr>
+              <w:rPr>
+                <w:sz w:val="18"/>
+                <w:szCs w:val="18"/>
+              </w:rPr>
+            </w:pPr>
+            <w:r>
+              <w:rPr>
+                <w:sz w:val="18"/>
+                <w:szCs w:val="18"/>
+              </w:rPr>
+              <w:t>0</w:t>
+            </w:r>
+          </w:p>
+        </w:tc>
+        <w:tc>
+          <w:tcPr>
+            <w:tcW w:w="1522" w:type="dxa"/>
+            <w:tcMar/>
+          </w:tcPr>
+          <w:p>
+            <w:pPr>
+              <w:rPr>
+                <w:sz w:val="18"/>
+                <w:szCs w:val="18"/>
+              </w:rPr>
+            </w:pPr>
+            <w:r>
+              <w:rPr>
+                <w:sz w:val="18"/>
+                <w:szCs w:val="18"/>
+              </w:rPr>
+              <w:t>0</w:t>
+            </w:r>
           </w:p>
         </w:tc>
       </w:tr>
@@ -1390,16 +1548,31 @@
           <w:p>
             <w:pPr>
               <w:rPr>
-                <w:b/>
-                <w:bCs/>
-              </w:rPr>
-            </w:pPr>
-            <w:r>
-              <w:rPr>
-                <w:b/>
-                <w:bCs/>
-              </w:rPr>
-              <w:t>IBUKUN</w:t>
+                <w:rFonts w:ascii="Calibri" w:hAnsi="Calibri" w:eastAsia="Calibri" w:cs="Calibri" w:asciiTheme="minorAscii" w:hAnsiTheme="minorAscii" w:eastAsiaTheme="minorAscii" w:cstheme="minorAscii"/>
+                <w:b w:val="1"/>
+                <w:bCs w:val="1"/>
+                <w:noProof w:val="0"/>
+                <w:sz w:val="22"/>
+                <w:szCs w:val="22"/>
+                <w:lang w:val="en-US"/>
+              </w:rPr>
+            </w:pPr>
+            <w:r>
+              <w:rPr>
+                <w:rFonts w:ascii="Calibri" w:hAnsi="Calibri" w:eastAsia="Calibri" w:cs="Calibri" w:asciiTheme="minorAscii" w:hAnsiTheme="minorAscii" w:eastAsiaTheme="minorAscii" w:cstheme="minorAscii"/>
+                <w:b w:val="1"/>
+                <w:bCs w:val="1"/>
+                <w:i w:val="0"/>
+                <w:iCs w:val="0"/>
+                <w:caps w:val="0"/>
+                <w:smallCaps w:val="0"/>
+                <w:noProof w:val="0"/>
+                <w:color w:val="000000" w:themeColor="text1" w:themeTint="FF" w:themeShade="FF"/>
+                <w:sz w:val="22"/>
+                <w:szCs w:val="22"/>
+                <w:lang w:val="en-US"/>
+              </w:rPr>
+              <w:t>Alabi, Ibukun</w:t>
             </w:r>
           </w:p>
         </w:tc>
@@ -1462,7 +1635,7 @@
                 <w:sz w:val="18"/>
                 <w:szCs w:val="18"/>
               </w:rPr>
-              <w:t>4</w:t>
+              <w:t>5</w:t>
             </w:r>
           </w:p>
         </w:tc>
@@ -1538,6 +1711,13 @@
                 <w:szCs w:val="18"/>
               </w:rPr>
             </w:pPr>
+            <w:r>
+              <w:rPr>
+                <w:sz w:val="18"/>
+                <w:szCs w:val="18"/>
+              </w:rPr>
+              <w:t>0</w:t>
+            </w:r>
           </w:p>
         </w:tc>
       </w:tr>
@@ -1553,16 +1733,31 @@
           <w:p>
             <w:pPr>
               <w:rPr>
-                <w:b/>
-                <w:bCs/>
-              </w:rPr>
-            </w:pPr>
-            <w:r>
-              <w:rPr>
-                <w:b/>
-                <w:bCs/>
-              </w:rPr>
-              <w:t>AVA W</w:t>
+                <w:rFonts w:ascii="Calibri" w:hAnsi="Calibri" w:eastAsia="Calibri" w:cs="Calibri" w:asciiTheme="minorAscii" w:hAnsiTheme="minorAscii" w:eastAsiaTheme="minorAscii" w:cstheme="minorAscii"/>
+                <w:b w:val="1"/>
+                <w:bCs w:val="1"/>
+                <w:noProof w:val="0"/>
+                <w:sz w:val="22"/>
+                <w:szCs w:val="22"/>
+                <w:lang w:val="en-US"/>
+              </w:rPr>
+            </w:pPr>
+            <w:r>
+              <w:rPr>
+                <w:rFonts w:ascii="Calibri" w:hAnsi="Calibri" w:eastAsia="Calibri" w:cs="Calibri" w:asciiTheme="minorAscii" w:hAnsiTheme="minorAscii" w:eastAsiaTheme="minorAscii" w:cstheme="minorAscii"/>
+                <w:b w:val="1"/>
+                <w:bCs w:val="1"/>
+                <w:i w:val="0"/>
+                <w:iCs w:val="0"/>
+                <w:caps w:val="0"/>
+                <w:smallCaps w:val="0"/>
+                <w:noProof w:val="0"/>
+                <w:color w:val="000000" w:themeColor="text1" w:themeTint="FF" w:themeShade="FF"/>
+                <w:sz w:val="22"/>
+                <w:szCs w:val="22"/>
+                <w:lang w:val="en-US"/>
+              </w:rPr>
+              <w:t>Welsh, Ava</w:t>
             </w:r>
           </w:p>
         </w:tc>
@@ -1604,92 +1799,113 @@
                 <w:sz w:val="18"/>
                 <w:szCs w:val="18"/>
               </w:rPr>
-              <w:t>4</w:t>
-            </w:r>
-          </w:p>
-        </w:tc>
-        <w:tc>
-          <w:tcPr>
-            <w:tcW w:w="1522" w:type="dxa"/>
-            <w:tcMar/>
-          </w:tcPr>
-          <w:p>
-            <w:pPr>
-              <w:rPr>
-                <w:sz w:val="18"/>
-                <w:szCs w:val="18"/>
-              </w:rPr>
-            </w:pPr>
-            <w:r>
-              <w:rPr>
-                <w:sz w:val="18"/>
-                <w:szCs w:val="18"/>
-              </w:rPr>
-              <w:t>4</w:t>
-            </w:r>
-          </w:p>
-        </w:tc>
-        <w:tc>
-          <w:tcPr>
-            <w:tcW w:w="1522" w:type="dxa"/>
-            <w:tcMar/>
-          </w:tcPr>
-          <w:p>
-            <w:pPr>
-              <w:rPr>
-                <w:sz w:val="18"/>
-                <w:szCs w:val="18"/>
-              </w:rPr>
-            </w:pPr>
-            <w:r>
-              <w:rPr>
-                <w:sz w:val="18"/>
-                <w:szCs w:val="18"/>
-              </w:rPr>
-              <w:t>4</w:t>
-            </w:r>
-          </w:p>
-        </w:tc>
-        <w:tc>
-          <w:tcPr>
-            <w:tcW w:w="1522" w:type="dxa"/>
-            <w:tcMar/>
-          </w:tcPr>
-          <w:p>
-            <w:pPr>
-              <w:rPr>
-                <w:sz w:val="18"/>
-                <w:szCs w:val="18"/>
-              </w:rPr>
-            </w:pPr>
-          </w:p>
-        </w:tc>
-        <w:tc>
-          <w:tcPr>
-            <w:tcW w:w="1522" w:type="dxa"/>
-            <w:tcMar/>
-          </w:tcPr>
-          <w:p>
-            <w:pPr>
-              <w:rPr>
-                <w:sz w:val="18"/>
-                <w:szCs w:val="18"/>
-              </w:rPr>
-            </w:pPr>
-          </w:p>
-        </w:tc>
-        <w:tc>
-          <w:tcPr>
-            <w:tcW w:w="1522" w:type="dxa"/>
-            <w:tcMar/>
-          </w:tcPr>
-          <w:p>
-            <w:pPr>
-              <w:rPr>
-                <w:sz w:val="18"/>
-                <w:szCs w:val="18"/>
-              </w:rPr>
-            </w:pPr>
+              <w:t>5</w:t>
+            </w:r>
+          </w:p>
+        </w:tc>
+        <w:tc>
+          <w:tcPr>
+            <w:tcW w:w="1522" w:type="dxa"/>
+            <w:tcMar/>
+          </w:tcPr>
+          <w:p>
+            <w:pPr>
+              <w:rPr>
+                <w:sz w:val="18"/>
+                <w:szCs w:val="18"/>
+              </w:rPr>
+            </w:pPr>
+            <w:r>
+              <w:rPr>
+                <w:sz w:val="18"/>
+                <w:szCs w:val="18"/>
+              </w:rPr>
+              <w:t>4</w:t>
+            </w:r>
+          </w:p>
+        </w:tc>
+        <w:tc>
+          <w:tcPr>
+            <w:tcW w:w="1522" w:type="dxa"/>
+            <w:tcMar/>
+          </w:tcPr>
+          <w:p>
+            <w:pPr>
+              <w:rPr>
+                <w:sz w:val="18"/>
+                <w:szCs w:val="18"/>
+              </w:rPr>
+            </w:pPr>
+            <w:r>
+              <w:rPr>
+                <w:sz w:val="18"/>
+                <w:szCs w:val="18"/>
+              </w:rPr>
+              <w:t>4</w:t>
+            </w:r>
+          </w:p>
+        </w:tc>
+        <w:tc>
+          <w:tcPr>
+            <w:tcW w:w="1522" w:type="dxa"/>
+            <w:tcMar/>
+          </w:tcPr>
+          <w:p>
+            <w:pPr>
+              <w:rPr>
+                <w:sz w:val="18"/>
+                <w:szCs w:val="18"/>
+              </w:rPr>
+            </w:pPr>
+            <w:r>
+              <w:rPr>
+                <w:sz w:val="18"/>
+                <w:szCs w:val="18"/>
+              </w:rPr>
+              <w:t>0</w:t>
+            </w:r>
+          </w:p>
+        </w:tc>
+        <w:tc>
+          <w:tcPr>
+            <w:tcW w:w="1522" w:type="dxa"/>
+            <w:tcMar/>
+          </w:tcPr>
+          <w:p>
+            <w:pPr>
+              <w:rPr>
+                <w:sz w:val="18"/>
+                <w:szCs w:val="18"/>
+              </w:rPr>
+            </w:pPr>
+            <w:r>
+              <w:rPr>
+                <w:sz w:val="18"/>
+                <w:szCs w:val="18"/>
+              </w:rPr>
+              <w:t>0</w:t>
+            </w:r>
+          </w:p>
+        </w:tc>
+        <w:tc>
+          <w:tcPr>
+            <w:tcW w:w="1522" w:type="dxa"/>
+            <w:tcMar/>
+          </w:tcPr>
+          <w:p>
+            <w:pPr>
+              <w:rPr>
+                <w:sz w:val="18"/>
+                <w:szCs w:val="18"/>
+              </w:rPr>
+            </w:pPr>
+            <w:r>
+              <w:rPr>
+                <w:sz w:val="18"/>
+                <w:szCs w:val="18"/>
+              </w:rPr>
+              <w:t>0</w:t>
+            </w:r>
           </w:p>
         </w:tc>
       </w:tr>
@@ -1705,16 +1921,31 @@
           <w:p>
             <w:pPr>
               <w:rPr>
-                <w:b/>
-                <w:bCs/>
-              </w:rPr>
-            </w:pPr>
-            <w:r>
-              <w:rPr>
-                <w:b/>
-                <w:bCs/>
-              </w:rPr>
-              <w:t>TALIA</w:t>
+                <w:rFonts w:ascii="Calibri" w:hAnsi="Calibri" w:eastAsia="Calibri" w:cs="Calibri" w:asciiTheme="minorAscii" w:hAnsiTheme="minorAscii" w:eastAsiaTheme="minorAscii" w:cstheme="minorAscii"/>
+                <w:b w:val="1"/>
+                <w:bCs w:val="1"/>
+                <w:noProof w:val="0"/>
+                <w:sz w:val="22"/>
+                <w:szCs w:val="22"/>
+                <w:lang w:val="en-US"/>
+              </w:rPr>
+            </w:pPr>
+            <w:r>
+              <w:rPr>
+                <w:rFonts w:ascii="Calibri" w:hAnsi="Calibri" w:eastAsia="Calibri" w:cs="Calibri" w:asciiTheme="minorAscii" w:hAnsiTheme="minorAscii" w:eastAsiaTheme="minorAscii" w:cstheme="minorAscii"/>
+                <w:b w:val="1"/>
+                <w:bCs w:val="1"/>
+                <w:i w:val="0"/>
+                <w:iCs w:val="0"/>
+                <w:caps w:val="0"/>
+                <w:smallCaps w:val="0"/>
+                <w:noProof w:val="0"/>
+                <w:color w:val="000000" w:themeColor="text1" w:themeTint="FF" w:themeShade="FF"/>
+                <w:sz w:val="22"/>
+                <w:szCs w:val="22"/>
+                <w:lang w:val="en-US"/>
+              </w:rPr>
+              <w:t>Smith, Talia</w:t>
             </w:r>
           </w:p>
         </w:tc>
@@ -1799,64 +2030,71 @@
                 <w:sz w:val="18"/>
                 <w:szCs w:val="18"/>
               </w:rPr>
-              <w:t>4</w:t>
-            </w:r>
-          </w:p>
-        </w:tc>
-        <w:tc>
-          <w:tcPr>
-            <w:tcW w:w="1522" w:type="dxa"/>
-            <w:tcMar/>
-          </w:tcPr>
-          <w:p>
-            <w:pPr>
-              <w:rPr>
-                <w:sz w:val="18"/>
-                <w:szCs w:val="18"/>
-              </w:rPr>
-            </w:pPr>
-            <w:r>
-              <w:rPr>
-                <w:sz w:val="18"/>
-                <w:szCs w:val="18"/>
-              </w:rPr>
-              <w:t>4</w:t>
-            </w:r>
-          </w:p>
-        </w:tc>
-        <w:tc>
-          <w:tcPr>
-            <w:tcW w:w="1522" w:type="dxa"/>
-            <w:tcMar/>
-          </w:tcPr>
-          <w:p>
-            <w:pPr>
-              <w:rPr>
-                <w:sz w:val="18"/>
-                <w:szCs w:val="18"/>
-              </w:rPr>
-            </w:pPr>
-            <w:r>
-              <w:rPr>
-                <w:sz w:val="18"/>
-                <w:szCs w:val="18"/>
-              </w:rPr>
-              <w:t>4</w:t>
-            </w:r>
-          </w:p>
-        </w:tc>
-        <w:tc>
-          <w:tcPr>
-            <w:tcW w:w="1522" w:type="dxa"/>
-            <w:tcMar/>
-          </w:tcPr>
-          <w:p>
-            <w:pPr>
-              <w:rPr>
-                <w:sz w:val="18"/>
-                <w:szCs w:val="18"/>
-              </w:rPr>
-            </w:pPr>
+              <w:t>5</w:t>
+            </w:r>
+          </w:p>
+        </w:tc>
+        <w:tc>
+          <w:tcPr>
+            <w:tcW w:w="1522" w:type="dxa"/>
+            <w:tcMar/>
+          </w:tcPr>
+          <w:p>
+            <w:pPr>
+              <w:rPr>
+                <w:sz w:val="18"/>
+                <w:szCs w:val="18"/>
+              </w:rPr>
+            </w:pPr>
+            <w:r>
+              <w:rPr>
+                <w:sz w:val="18"/>
+                <w:szCs w:val="18"/>
+              </w:rPr>
+              <w:t>4</w:t>
+            </w:r>
+          </w:p>
+        </w:tc>
+        <w:tc>
+          <w:tcPr>
+            <w:tcW w:w="1522" w:type="dxa"/>
+            <w:tcMar/>
+          </w:tcPr>
+          <w:p>
+            <w:pPr>
+              <w:rPr>
+                <w:sz w:val="18"/>
+                <w:szCs w:val="18"/>
+              </w:rPr>
+            </w:pPr>
+            <w:r>
+              <w:rPr>
+                <w:sz w:val="18"/>
+                <w:szCs w:val="18"/>
+              </w:rPr>
+              <w:t>4</w:t>
+            </w:r>
+          </w:p>
+        </w:tc>
+        <w:tc>
+          <w:tcPr>
+            <w:tcW w:w="1522" w:type="dxa"/>
+            <w:tcMar/>
+          </w:tcPr>
+          <w:p>
+            <w:pPr>
+              <w:rPr>
+                <w:sz w:val="18"/>
+                <w:szCs w:val="18"/>
+              </w:rPr>
+            </w:pPr>
+            <w:r>
+              <w:rPr>
+                <w:sz w:val="18"/>
+                <w:szCs w:val="18"/>
+              </w:rPr>
+              <w:t>0</w:t>
+            </w:r>
           </w:p>
         </w:tc>
       </w:tr>
@@ -1872,23 +2110,31 @@
           <w:p>
             <w:pPr>
               <w:rPr>
-                <w:b/>
-                <w:bCs/>
-              </w:rPr>
-            </w:pPr>
-            <w:r>
-              <w:rPr>
-                <w:b/>
-                <w:bCs/>
-              </w:rPr>
-              <w:t>R</w:t>
-            </w:r>
-            <w:r>
-              <w:rPr>
-                <w:b/>
-                <w:bCs/>
-              </w:rPr>
-              <w:t>YLEIGH</w:t>
+                <w:rFonts w:ascii="Calibri" w:hAnsi="Calibri" w:eastAsia="Calibri" w:cs="Calibri" w:asciiTheme="minorAscii" w:hAnsiTheme="minorAscii" w:eastAsiaTheme="minorAscii" w:cstheme="minorAscii"/>
+                <w:b w:val="1"/>
+                <w:bCs w:val="1"/>
+                <w:noProof w:val="0"/>
+                <w:sz w:val="22"/>
+                <w:szCs w:val="22"/>
+                <w:lang w:val="en-US"/>
+              </w:rPr>
+            </w:pPr>
+            <w:r>
+              <w:rPr>
+                <w:rFonts w:ascii="Calibri" w:hAnsi="Calibri" w:eastAsia="Calibri" w:cs="Calibri" w:asciiTheme="minorAscii" w:hAnsiTheme="minorAscii" w:eastAsiaTheme="minorAscii" w:cstheme="minorAscii"/>
+                <w:b w:val="1"/>
+                <w:bCs w:val="1"/>
+                <w:i w:val="0"/>
+                <w:iCs w:val="0"/>
+                <w:caps w:val="0"/>
+                <w:smallCaps w:val="0"/>
+                <w:noProof w:val="0"/>
+                <w:color w:val="000000" w:themeColor="text1" w:themeTint="FF" w:themeShade="FF"/>
+                <w:sz w:val="22"/>
+                <w:szCs w:val="22"/>
+                <w:lang w:val="en-US"/>
+              </w:rPr>
+              <w:t>Dupont, Ryleigh</w:t>
             </w:r>
           </w:p>
         </w:tc>
@@ -1930,92 +2176,113 @@
                 <w:sz w:val="18"/>
                 <w:szCs w:val="18"/>
               </w:rPr>
-              <w:t>4</w:t>
-            </w:r>
-          </w:p>
-        </w:tc>
-        <w:tc>
-          <w:tcPr>
-            <w:tcW w:w="1522" w:type="dxa"/>
-            <w:tcMar/>
-          </w:tcPr>
-          <w:p>
-            <w:pPr>
-              <w:rPr>
-                <w:sz w:val="18"/>
-                <w:szCs w:val="18"/>
-              </w:rPr>
-            </w:pPr>
-            <w:r>
-              <w:rPr>
-                <w:sz w:val="18"/>
-                <w:szCs w:val="18"/>
-              </w:rPr>
-              <w:t>4</w:t>
-            </w:r>
-          </w:p>
-        </w:tc>
-        <w:tc>
-          <w:tcPr>
-            <w:tcW w:w="1522" w:type="dxa"/>
-            <w:tcMar/>
-          </w:tcPr>
-          <w:p>
-            <w:pPr>
-              <w:rPr>
-                <w:sz w:val="18"/>
-                <w:szCs w:val="18"/>
-              </w:rPr>
-            </w:pPr>
-            <w:r>
-              <w:rPr>
-                <w:sz w:val="18"/>
-                <w:szCs w:val="18"/>
-              </w:rPr>
-              <w:t>4</w:t>
-            </w:r>
-          </w:p>
-        </w:tc>
-        <w:tc>
-          <w:tcPr>
-            <w:tcW w:w="1522" w:type="dxa"/>
-            <w:tcMar/>
-          </w:tcPr>
-          <w:p>
-            <w:pPr>
-              <w:rPr>
-                <w:sz w:val="18"/>
-                <w:szCs w:val="18"/>
-              </w:rPr>
-            </w:pPr>
-          </w:p>
-        </w:tc>
-        <w:tc>
-          <w:tcPr>
-            <w:tcW w:w="1522" w:type="dxa"/>
-            <w:tcMar/>
-          </w:tcPr>
-          <w:p>
-            <w:pPr>
-              <w:rPr>
-                <w:sz w:val="18"/>
-                <w:szCs w:val="18"/>
-              </w:rPr>
-            </w:pPr>
-          </w:p>
-        </w:tc>
-        <w:tc>
-          <w:tcPr>
-            <w:tcW w:w="1522" w:type="dxa"/>
-            <w:tcMar/>
-          </w:tcPr>
-          <w:p>
-            <w:pPr>
-              <w:rPr>
-                <w:sz w:val="18"/>
-                <w:szCs w:val="18"/>
-              </w:rPr>
-            </w:pPr>
+              <w:t>5</w:t>
+            </w:r>
+          </w:p>
+        </w:tc>
+        <w:tc>
+          <w:tcPr>
+            <w:tcW w:w="1522" w:type="dxa"/>
+            <w:tcMar/>
+          </w:tcPr>
+          <w:p>
+            <w:pPr>
+              <w:rPr>
+                <w:sz w:val="18"/>
+                <w:szCs w:val="18"/>
+              </w:rPr>
+            </w:pPr>
+            <w:r>
+              <w:rPr>
+                <w:sz w:val="18"/>
+                <w:szCs w:val="18"/>
+              </w:rPr>
+              <w:t>4</w:t>
+            </w:r>
+          </w:p>
+        </w:tc>
+        <w:tc>
+          <w:tcPr>
+            <w:tcW w:w="1522" w:type="dxa"/>
+            <w:tcMar/>
+          </w:tcPr>
+          <w:p>
+            <w:pPr>
+              <w:rPr>
+                <w:sz w:val="18"/>
+                <w:szCs w:val="18"/>
+              </w:rPr>
+            </w:pPr>
+            <w:r>
+              <w:rPr>
+                <w:sz w:val="18"/>
+                <w:szCs w:val="18"/>
+              </w:rPr>
+              <w:t>5</w:t>
+            </w:r>
+          </w:p>
+        </w:tc>
+        <w:tc>
+          <w:tcPr>
+            <w:tcW w:w="1522" w:type="dxa"/>
+            <w:tcMar/>
+          </w:tcPr>
+          <w:p>
+            <w:pPr>
+              <w:rPr>
+                <w:sz w:val="18"/>
+                <w:szCs w:val="18"/>
+              </w:rPr>
+            </w:pPr>
+            <w:r>
+              <w:rPr>
+                <w:sz w:val="18"/>
+                <w:szCs w:val="18"/>
+              </w:rPr>
+              <w:t>0</w:t>
+            </w:r>
+          </w:p>
+        </w:tc>
+        <w:tc>
+          <w:tcPr>
+            <w:tcW w:w="1522" w:type="dxa"/>
+            <w:tcMar/>
+          </w:tcPr>
+          <w:p>
+            <w:pPr>
+              <w:rPr>
+                <w:sz w:val="18"/>
+                <w:szCs w:val="18"/>
+              </w:rPr>
+            </w:pPr>
+            <w:r>
+              <w:rPr>
+                <w:sz w:val="18"/>
+                <w:szCs w:val="18"/>
+              </w:rPr>
+              <w:t>0</w:t>
+            </w:r>
+          </w:p>
+        </w:tc>
+        <w:tc>
+          <w:tcPr>
+            <w:tcW w:w="1522" w:type="dxa"/>
+            <w:tcMar/>
+          </w:tcPr>
+          <w:p>
+            <w:pPr>
+              <w:rPr>
+                <w:sz w:val="18"/>
+                <w:szCs w:val="18"/>
+              </w:rPr>
+            </w:pPr>
+            <w:r>
+              <w:rPr>
+                <w:sz w:val="18"/>
+                <w:szCs w:val="18"/>
+              </w:rPr>
+              <w:t>0</w:t>
+            </w:r>
           </w:p>
         </w:tc>
       </w:tr>
@@ -2031,100 +2298,115 @@
           <w:p>
             <w:pPr>
               <w:rPr>
-                <w:b/>
-                <w:bCs/>
-              </w:rPr>
-            </w:pPr>
-            <w:r>
-              <w:rPr>
-                <w:b/>
-                <w:bCs/>
-              </w:rPr>
-              <w:t>REBECCA</w:t>
-            </w:r>
-          </w:p>
-        </w:tc>
-        <w:tc>
-          <w:tcPr>
-            <w:tcW w:w="1522" w:type="dxa"/>
-            <w:tcMar/>
-          </w:tcPr>
-          <w:p>
-            <w:pPr>
-              <w:rPr>
-                <w:sz w:val="18"/>
-                <w:szCs w:val="18"/>
-              </w:rPr>
-            </w:pPr>
-            <w:r>
-              <w:rPr>
-                <w:sz w:val="18"/>
-                <w:szCs w:val="18"/>
-              </w:rPr>
-              <w:t>4</w:t>
-            </w:r>
-          </w:p>
-        </w:tc>
-        <w:tc>
-          <w:tcPr>
-            <w:tcW w:w="1522" w:type="dxa"/>
-            <w:tcMar/>
-          </w:tcPr>
-          <w:p>
-            <w:pPr>
-              <w:rPr>
-                <w:sz w:val="18"/>
-                <w:szCs w:val="18"/>
-              </w:rPr>
-            </w:pPr>
-            <w:r>
-              <w:rPr>
-                <w:sz w:val="18"/>
-                <w:szCs w:val="18"/>
-              </w:rPr>
-              <w:t>4</w:t>
-            </w:r>
-          </w:p>
-        </w:tc>
-        <w:tc>
-          <w:tcPr>
-            <w:tcW w:w="1522" w:type="dxa"/>
-            <w:tcMar/>
-          </w:tcPr>
-          <w:p>
-            <w:pPr>
-              <w:rPr>
-                <w:sz w:val="18"/>
-                <w:szCs w:val="18"/>
-              </w:rPr>
-            </w:pPr>
-            <w:r>
-              <w:rPr>
-                <w:sz w:val="18"/>
-                <w:szCs w:val="18"/>
-              </w:rPr>
-              <w:t>4</w:t>
-            </w:r>
-          </w:p>
-        </w:tc>
-        <w:tc>
-          <w:tcPr>
-            <w:tcW w:w="1522" w:type="dxa"/>
-            <w:tcMar/>
-          </w:tcPr>
-          <w:p>
-            <w:pPr>
-              <w:rPr>
-                <w:sz w:val="18"/>
-                <w:szCs w:val="18"/>
-              </w:rPr>
-            </w:pPr>
-            <w:r>
-              <w:rPr>
-                <w:sz w:val="18"/>
-                <w:szCs w:val="18"/>
-              </w:rPr>
-              <w:t>4</w:t>
+                <w:rFonts w:ascii="Calibri" w:hAnsi="Calibri" w:eastAsia="Calibri" w:cs="Calibri" w:asciiTheme="minorAscii" w:hAnsiTheme="minorAscii" w:eastAsiaTheme="minorAscii" w:cstheme="minorAscii"/>
+                <w:b w:val="1"/>
+                <w:bCs w:val="1"/>
+                <w:noProof w:val="0"/>
+                <w:sz w:val="22"/>
+                <w:szCs w:val="22"/>
+                <w:lang w:val="en-US"/>
+              </w:rPr>
+            </w:pPr>
+            <w:r>
+              <w:rPr>
+                <w:rFonts w:ascii="Calibri" w:hAnsi="Calibri" w:eastAsia="Calibri" w:cs="Calibri" w:asciiTheme="minorAscii" w:hAnsiTheme="minorAscii" w:eastAsiaTheme="minorAscii" w:cstheme="minorAscii"/>
+                <w:b w:val="1"/>
+                <w:bCs w:val="1"/>
+                <w:i w:val="0"/>
+                <w:iCs w:val="0"/>
+                <w:caps w:val="0"/>
+                <w:smallCaps w:val="0"/>
+                <w:noProof w:val="0"/>
+                <w:color w:val="000000" w:themeColor="text1" w:themeTint="FF" w:themeShade="FF"/>
+                <w:sz w:val="22"/>
+                <w:szCs w:val="22"/>
+                <w:lang w:val="en-US"/>
+              </w:rPr>
+              <w:t>Herbert, Rebecca</w:t>
+            </w:r>
+          </w:p>
+        </w:tc>
+        <w:tc>
+          <w:tcPr>
+            <w:tcW w:w="1522" w:type="dxa"/>
+            <w:tcMar/>
+          </w:tcPr>
+          <w:p>
+            <w:pPr>
+              <w:rPr>
+                <w:sz w:val="18"/>
+                <w:szCs w:val="18"/>
+              </w:rPr>
+            </w:pPr>
+            <w:r>
+              <w:rPr>
+                <w:sz w:val="18"/>
+                <w:szCs w:val="18"/>
+              </w:rPr>
+              <w:t>0</w:t>
+            </w:r>
+          </w:p>
+        </w:tc>
+        <w:tc>
+          <w:tcPr>
+            <w:tcW w:w="1522" w:type="dxa"/>
+            <w:tcMar/>
+          </w:tcPr>
+          <w:p>
+            <w:pPr>
+              <w:rPr>
+                <w:sz w:val="18"/>
+                <w:szCs w:val="18"/>
+              </w:rPr>
+            </w:pPr>
+            <w:r>
+              <w:rPr>
+                <w:sz w:val="18"/>
+                <w:szCs w:val="18"/>
+              </w:rPr>
+              <w:t>0</w:t>
+            </w:r>
+          </w:p>
+        </w:tc>
+        <w:tc>
+          <w:tcPr>
+            <w:tcW w:w="1522" w:type="dxa"/>
+            <w:tcMar/>
+          </w:tcPr>
+          <w:p>
+            <w:pPr>
+              <w:rPr>
+                <w:sz w:val="18"/>
+                <w:szCs w:val="18"/>
+              </w:rPr>
+            </w:pPr>
+            <w:r>
+              <w:rPr>
+                <w:sz w:val="18"/>
+                <w:szCs w:val="18"/>
+              </w:rPr>
+              <w:t>0</w:t>
+            </w:r>
+          </w:p>
+        </w:tc>
+        <w:tc>
+          <w:tcPr>
+            <w:tcW w:w="1522" w:type="dxa"/>
+            <w:tcMar/>
+          </w:tcPr>
+          <w:p>
+            <w:pPr>
+              <w:rPr>
+                <w:sz w:val="18"/>
+                <w:szCs w:val="18"/>
+              </w:rPr>
+            </w:pPr>
+            <w:r>
+              <w:rPr>
+                <w:sz w:val="18"/>
+                <w:szCs w:val="18"/>
+              </w:rPr>
+              <w:t>0</w:t>
             </w:r>
           </w:p>
         </w:tc>
@@ -2204,79 +2486,94 @@
           <w:p>
             <w:pPr>
               <w:rPr>
-                <w:b/>
-                <w:bCs/>
-              </w:rPr>
-            </w:pPr>
-            <w:r>
-              <w:rPr>
-                <w:b/>
-                <w:bCs/>
-              </w:rPr>
-              <w:t>EMILY</w:t>
-            </w:r>
-          </w:p>
-        </w:tc>
-        <w:tc>
-          <w:tcPr>
-            <w:tcW w:w="1522" w:type="dxa"/>
-            <w:tcMar/>
-          </w:tcPr>
-          <w:p>
-            <w:pPr>
-              <w:rPr>
-                <w:sz w:val="18"/>
-                <w:szCs w:val="18"/>
-              </w:rPr>
-            </w:pPr>
-            <w:r>
-              <w:rPr>
-                <w:sz w:val="18"/>
-                <w:szCs w:val="18"/>
-              </w:rPr>
-              <w:t>4</w:t>
-            </w:r>
-          </w:p>
-        </w:tc>
-        <w:tc>
-          <w:tcPr>
-            <w:tcW w:w="1522" w:type="dxa"/>
-            <w:tcMar/>
-          </w:tcPr>
-          <w:p>
-            <w:pPr>
-              <w:rPr>
-                <w:sz w:val="18"/>
-                <w:szCs w:val="18"/>
-              </w:rPr>
-            </w:pPr>
-            <w:r>
-              <w:rPr>
-                <w:sz w:val="18"/>
-                <w:szCs w:val="18"/>
-              </w:rPr>
-              <w:t>4</w:t>
-            </w:r>
-          </w:p>
-        </w:tc>
-        <w:tc>
-          <w:tcPr>
-            <w:tcW w:w="1522" w:type="dxa"/>
-            <w:tcMar/>
-          </w:tcPr>
-          <w:p>
-            <w:pPr>
-              <w:rPr>
-                <w:sz w:val="18"/>
-                <w:szCs w:val="18"/>
-              </w:rPr>
-            </w:pPr>
-            <w:r>
-              <w:rPr>
-                <w:sz w:val="18"/>
-                <w:szCs w:val="18"/>
-              </w:rPr>
-              <w:t>4</w:t>
+                <w:rFonts w:ascii="Calibri" w:hAnsi="Calibri" w:eastAsia="Calibri" w:cs="Calibri" w:asciiTheme="minorAscii" w:hAnsiTheme="minorAscii" w:eastAsiaTheme="minorAscii" w:cstheme="minorAscii"/>
+                <w:b w:val="1"/>
+                <w:bCs w:val="1"/>
+                <w:noProof w:val="0"/>
+                <w:sz w:val="22"/>
+                <w:szCs w:val="22"/>
+                <w:lang w:val="en-US"/>
+              </w:rPr>
+            </w:pPr>
+            <w:r>
+              <w:rPr>
+                <w:rFonts w:ascii="Calibri" w:hAnsi="Calibri" w:eastAsia="Calibri" w:cs="Calibri" w:asciiTheme="minorAscii" w:hAnsiTheme="minorAscii" w:eastAsiaTheme="minorAscii" w:cstheme="minorAscii"/>
+                <w:b w:val="1"/>
+                <w:bCs w:val="1"/>
+                <w:i w:val="0"/>
+                <w:iCs w:val="0"/>
+                <w:caps w:val="0"/>
+                <w:smallCaps w:val="0"/>
+                <w:noProof w:val="0"/>
+                <w:color w:val="000000" w:themeColor="text1" w:themeTint="FF" w:themeShade="FF"/>
+                <w:sz w:val="22"/>
+                <w:szCs w:val="22"/>
+                <w:lang w:val="en-US"/>
+              </w:rPr>
+              <w:t>Guenard, Emily</w:t>
+            </w:r>
+          </w:p>
+        </w:tc>
+        <w:tc>
+          <w:tcPr>
+            <w:tcW w:w="1522" w:type="dxa"/>
+            <w:tcMar/>
+          </w:tcPr>
+          <w:p>
+            <w:pPr>
+              <w:rPr>
+                <w:sz w:val="18"/>
+                <w:szCs w:val="18"/>
+              </w:rPr>
+            </w:pPr>
+            <w:r>
+              <w:rPr>
+                <w:sz w:val="18"/>
+                <w:szCs w:val="18"/>
+              </w:rPr>
+              <w:t>4</w:t>
+            </w:r>
+          </w:p>
+        </w:tc>
+        <w:tc>
+          <w:tcPr>
+            <w:tcW w:w="1522" w:type="dxa"/>
+            <w:tcMar/>
+          </w:tcPr>
+          <w:p>
+            <w:pPr>
+              <w:rPr>
+                <w:sz w:val="18"/>
+                <w:szCs w:val="18"/>
+              </w:rPr>
+            </w:pPr>
+            <w:r>
+              <w:rPr>
+                <w:sz w:val="18"/>
+                <w:szCs w:val="18"/>
+              </w:rPr>
+              <w:t>4</w:t>
+            </w:r>
+          </w:p>
+        </w:tc>
+        <w:tc>
+          <w:tcPr>
+            <w:tcW w:w="1522" w:type="dxa"/>
+            <w:tcMar/>
+          </w:tcPr>
+          <w:p>
+            <w:pPr>
+              <w:rPr>
+                <w:sz w:val="18"/>
+                <w:szCs w:val="18"/>
+              </w:rPr>
+            </w:pPr>
+            <w:r>
+              <w:rPr>
+                <w:sz w:val="18"/>
+                <w:szCs w:val="18"/>
+              </w:rPr>
+              <w:t>5</w:t>
             </w:r>
           </w:p>
         </w:tc>
@@ -2355,6 +2652,13 @@
                 <w:szCs w:val="18"/>
               </w:rPr>
             </w:pPr>
+            <w:r>
+              <w:rPr>
+                <w:sz w:val="18"/>
+                <w:szCs w:val="18"/>
+              </w:rPr>
+              <w:t>0</w:t>
+            </w:r>
           </w:p>
         </w:tc>
       </w:tr>
@@ -2370,16 +2674,48 @@
           <w:p>
             <w:pPr>
               <w:rPr>
-                <w:b/>
-                <w:bCs/>
-              </w:rPr>
-            </w:pPr>
-            <w:r>
-              <w:rPr>
-                <w:b/>
-                <w:bCs/>
-              </w:rPr>
-              <w:t>NAAIJA</w:t>
+                <w:rFonts w:ascii="Calibri" w:hAnsi="Calibri" w:eastAsia="Calibri" w:cs="Calibri" w:asciiTheme="minorAscii" w:hAnsiTheme="minorAscii" w:eastAsiaTheme="minorAscii" w:cstheme="minorAscii"/>
+                <w:b w:val="1"/>
+                <w:bCs w:val="1"/>
+                <w:noProof w:val="0"/>
+                <w:sz w:val="22"/>
+                <w:szCs w:val="22"/>
+                <w:lang w:val="en-US"/>
+              </w:rPr>
+            </w:pPr>
+            <w:r>
+              <w:rPr>
+                <w:rFonts w:ascii="Calibri" w:hAnsi="Calibri" w:eastAsia="Calibri" w:cs="Calibri" w:asciiTheme="minorAscii" w:hAnsiTheme="minorAscii" w:eastAsiaTheme="minorAscii" w:cstheme="minorAscii"/>
+                <w:b w:val="1"/>
+                <w:bCs w:val="1"/>
+                <w:i w:val="0"/>
+                <w:iCs w:val="0"/>
+                <w:caps w:val="0"/>
+                <w:smallCaps w:val="0"/>
+                <w:noProof w:val="0"/>
+                <w:color w:val="000000" w:themeColor="text1" w:themeTint="FF" w:themeShade="FF"/>
+                <w:sz w:val="22"/>
+                <w:szCs w:val="22"/>
+                <w:lang w:val="en-US"/>
+              </w:rPr>
+              <w:t xml:space="preserve">Aden, </w:t>
+            </w:r>
+            <w:r>
+              <w:rPr>
+                <w:rFonts w:ascii="Calibri" w:hAnsi="Calibri" w:eastAsia="Calibri" w:cs="Calibri" w:asciiTheme="minorAscii" w:hAnsiTheme="minorAscii" w:eastAsiaTheme="minorAscii" w:cstheme="minorAscii"/>
+                <w:b w:val="1"/>
+                <w:bCs w:val="1"/>
+                <w:i w:val="0"/>
+                <w:iCs w:val="0"/>
+                <w:caps w:val="0"/>
+                <w:smallCaps w:val="0"/>
+                <w:noProof w:val="0"/>
+                <w:color w:val="000000" w:themeColor="text1" w:themeTint="FF" w:themeShade="FF"/>
+                <w:sz w:val="22"/>
+                <w:szCs w:val="22"/>
+                <w:lang w:val="en-US"/>
+              </w:rPr>
+              <w:t>Naaija</w:t>
             </w:r>
           </w:p>
         </w:tc>
@@ -2479,34 +2815,57 @@
                 <w:szCs w:val="18"/>
               </w:rPr>
             </w:pPr>
-          </w:p>
-        </w:tc>
-        <w:tc>
-          <w:tcPr>
-            <w:tcW w:w="1522" w:type="dxa"/>
-            <w:tcMar/>
-          </w:tcPr>
-          <w:p>
-            <w:pPr>
-              <w:rPr>
-                <w:sz w:val="18"/>
-                <w:szCs w:val="18"/>
-              </w:rPr>
-            </w:pPr>
-          </w:p>
-        </w:tc>
-        <w:tc>
-          <w:tcPr>
-            <w:tcW w:w="1522" w:type="dxa"/>
-            <w:tcMar/>
-          </w:tcPr>
-          <w:p>
-            <w:pPr>
-              <w:rPr>
-                <w:sz w:val="18"/>
-                <w:szCs w:val="18"/>
-              </w:rPr>
-            </w:pPr>
+            <w:r>
+              <w:rPr>
+                <w:sz w:val="18"/>
+                <w:szCs w:val="18"/>
+              </w:rPr>
+              <w:t>0</w:t>
+            </w:r>
+          </w:p>
+        </w:tc>
+        <w:tc>
+          <w:tcPr>
+            <w:tcW w:w="1522" w:type="dxa"/>
+            <w:tcMar/>
+          </w:tcPr>
+          <w:p>
+            <w:pPr>
+              <w:pStyle w:val="Normal"/>
+              <w:suppressLineNumbers w:val="0"/>
+              <w:bidi w:val="0"/>
+              <w:spacing w:before="0" w:beforeAutospacing="off" w:after="0" w:afterAutospacing="off" w:line="240" w:lineRule="auto"/>
+              <w:ind w:left="0" w:right="0"/>
+              <w:jc w:val="left"/>
+            </w:pPr>
+            <w:r>
+              <w:rPr>
+                <w:sz w:val="18"/>
+                <w:szCs w:val="18"/>
+              </w:rPr>
+              <w:t>0</w:t>
+            </w:r>
+          </w:p>
+        </w:tc>
+        <w:tc>
+          <w:tcPr>
+            <w:tcW w:w="1522" w:type="dxa"/>
+            <w:tcMar/>
+          </w:tcPr>
+          <w:p>
+            <w:pPr>
+              <w:rPr>
+                <w:sz w:val="18"/>
+                <w:szCs w:val="18"/>
+              </w:rPr>
+            </w:pPr>
+            <w:r>
+              <w:rPr>
+                <w:sz w:val="18"/>
+                <w:szCs w:val="18"/>
+              </w:rPr>
+              <w:t>0</w:t>
+            </w:r>
           </w:p>
         </w:tc>
       </w:tr>
@@ -2522,16 +2881,31 @@
           <w:p>
             <w:pPr>
               <w:rPr>
-                <w:b/>
-                <w:bCs/>
-              </w:rPr>
-            </w:pPr>
-            <w:r>
-              <w:rPr>
-                <w:b/>
-                <w:bCs/>
-              </w:rPr>
-              <w:t>KAIYA</w:t>
+                <w:rFonts w:ascii="Calibri" w:hAnsi="Calibri" w:eastAsia="Calibri" w:cs="Calibri" w:asciiTheme="minorAscii" w:hAnsiTheme="minorAscii" w:eastAsiaTheme="minorAscii" w:cstheme="minorAscii"/>
+                <w:b w:val="1"/>
+                <w:bCs w:val="1"/>
+                <w:noProof w:val="0"/>
+                <w:sz w:val="22"/>
+                <w:szCs w:val="22"/>
+                <w:lang w:val="en-US"/>
+              </w:rPr>
+            </w:pPr>
+            <w:r>
+              <w:rPr>
+                <w:rFonts w:ascii="Calibri" w:hAnsi="Calibri" w:eastAsia="Calibri" w:cs="Calibri" w:asciiTheme="minorAscii" w:hAnsiTheme="minorAscii" w:eastAsiaTheme="minorAscii" w:cstheme="minorAscii"/>
+                <w:b w:val="1"/>
+                <w:bCs w:val="1"/>
+                <w:i w:val="0"/>
+                <w:iCs w:val="0"/>
+                <w:caps w:val="0"/>
+                <w:smallCaps w:val="0"/>
+                <w:noProof w:val="0"/>
+                <w:color w:val="000000" w:themeColor="text1" w:themeTint="FF" w:themeShade="FF"/>
+                <w:sz w:val="22"/>
+                <w:szCs w:val="22"/>
+                <w:lang w:val="en-US"/>
+              </w:rPr>
+              <w:t>Love, Kaiya</w:t>
             </w:r>
           </w:p>
         </w:tc>
@@ -2673,6 +3047,13 @@
                 <w:szCs w:val="18"/>
               </w:rPr>
             </w:pPr>
+            <w:r>
+              <w:rPr>
+                <w:sz w:val="18"/>
+                <w:szCs w:val="18"/>
+              </w:rPr>
+              <w:t>0</w:t>
+            </w:r>
           </w:p>
         </w:tc>
       </w:tr>
@@ -2686,106 +3067,149 @@
             <w:tcMar/>
           </w:tcPr>
           <w:p>
-            <w:r>
-              <w:rPr>
-                <w:b/>
-                <w:bCs/>
-              </w:rPr>
-              <w:t>SIMER</w:t>
-            </w:r>
-          </w:p>
-        </w:tc>
-        <w:tc>
-          <w:tcPr>
-            <w:tcW w:w="1522" w:type="dxa"/>
-            <w:tcMar/>
-          </w:tcPr>
-          <w:p>
-            <w:pPr>
-              <w:rPr>
-                <w:sz w:val="18"/>
-                <w:szCs w:val="18"/>
-              </w:rPr>
-            </w:pPr>
-          </w:p>
-        </w:tc>
-        <w:tc>
-          <w:tcPr>
-            <w:tcW w:w="1522" w:type="dxa"/>
-            <w:tcMar/>
-          </w:tcPr>
-          <w:p>
-            <w:r>
-              <w:rPr>
-                <w:sz w:val="18"/>
-                <w:szCs w:val="18"/>
-              </w:rPr>
-              <w:t>4</w:t>
-            </w:r>
-          </w:p>
-        </w:tc>
-        <w:tc>
-          <w:tcPr>
-            <w:tcW w:w="1522" w:type="dxa"/>
-            <w:tcMar/>
-          </w:tcPr>
-          <w:p>
-            <w:pPr>
-              <w:rPr>
-                <w:sz w:val="18"/>
-                <w:szCs w:val="18"/>
-              </w:rPr>
-            </w:pPr>
-            <w:r>
-              <w:rPr>
-                <w:sz w:val="18"/>
-                <w:szCs w:val="18"/>
-              </w:rPr>
-              <w:t>4</w:t>
-            </w:r>
-          </w:p>
-        </w:tc>
-        <w:tc>
-          <w:tcPr>
-            <w:tcW w:w="1522" w:type="dxa"/>
-            <w:tcMar/>
-          </w:tcPr>
-          <w:p>
-            <w:pPr>
-              <w:rPr>
-                <w:sz w:val="18"/>
-                <w:szCs w:val="18"/>
-              </w:rPr>
-            </w:pPr>
-            <w:r>
-              <w:rPr>
-                <w:sz w:val="18"/>
-                <w:szCs w:val="18"/>
-              </w:rPr>
-              <w:t>4</w:t>
-            </w:r>
-          </w:p>
-        </w:tc>
-        <w:tc>
-          <w:tcPr>
-            <w:tcW w:w="1522" w:type="dxa"/>
-            <w:tcMar/>
-          </w:tcPr>
-          <w:p w14:noSpellErr="1"/>
-        </w:tc>
-        <w:tc>
-          <w:tcPr>
-            <w:tcW w:w="1522" w:type="dxa"/>
-            <w:tcMar/>
-          </w:tcPr>
-          <w:p w14:noSpellErr="1"/>
-        </w:tc>
-        <w:tc>
-          <w:tcPr>
-            <w:tcW w:w="1522" w:type="dxa"/>
-            <w:tcMar/>
-          </w:tcPr>
-          <w:p/>
+            <w:pPr>
+              <w:rPr>
+                <w:rFonts w:ascii="Calibri" w:hAnsi="Calibri" w:eastAsia="Calibri" w:cs="Calibri" w:asciiTheme="minorAscii" w:hAnsiTheme="minorAscii" w:eastAsiaTheme="minorAscii" w:cstheme="minorAscii"/>
+                <w:b w:val="1"/>
+                <w:bCs w:val="1"/>
+                <w:noProof w:val="0"/>
+                <w:sz w:val="22"/>
+                <w:szCs w:val="22"/>
+                <w:lang w:val="en-US"/>
+              </w:rPr>
+            </w:pPr>
+            <w:r>
+              <w:rPr>
+                <w:rFonts w:ascii="Calibri" w:hAnsi="Calibri" w:eastAsia="Calibri" w:cs="Calibri" w:asciiTheme="minorAscii" w:hAnsiTheme="minorAscii" w:eastAsiaTheme="minorAscii" w:cstheme="minorAscii"/>
+                <w:b w:val="1"/>
+                <w:bCs w:val="1"/>
+                <w:i w:val="0"/>
+                <w:iCs w:val="0"/>
+                <w:caps w:val="0"/>
+                <w:smallCaps w:val="0"/>
+                <w:noProof w:val="0"/>
+                <w:color w:val="000000" w:themeColor="text1" w:themeTint="FF" w:themeShade="FF"/>
+                <w:sz w:val="22"/>
+                <w:szCs w:val="22"/>
+                <w:lang w:val="en-US"/>
+              </w:rPr>
+              <w:t>Bhatti, Simer</w:t>
+            </w:r>
+          </w:p>
+        </w:tc>
+        <w:tc>
+          <w:tcPr>
+            <w:tcW w:w="1522" w:type="dxa"/>
+            <w:tcMar/>
+          </w:tcPr>
+          <w:p>
+            <w:pPr>
+              <w:rPr>
+                <w:sz w:val="18"/>
+                <w:szCs w:val="18"/>
+              </w:rPr>
+            </w:pPr>
+            <w:r>
+              <w:rPr>
+                <w:sz w:val="18"/>
+                <w:szCs w:val="18"/>
+              </w:rPr>
+              <w:t>0</w:t>
+            </w:r>
+          </w:p>
+        </w:tc>
+        <w:tc>
+          <w:tcPr>
+            <w:tcW w:w="1522" w:type="dxa"/>
+            <w:tcMar/>
+          </w:tcPr>
+          <w:p>
+            <w:r>
+              <w:rPr>
+                <w:sz w:val="18"/>
+                <w:szCs w:val="18"/>
+              </w:rPr>
+              <w:t>4</w:t>
+            </w:r>
+          </w:p>
+        </w:tc>
+        <w:tc>
+          <w:tcPr>
+            <w:tcW w:w="1522" w:type="dxa"/>
+            <w:tcMar/>
+          </w:tcPr>
+          <w:p>
+            <w:pPr>
+              <w:rPr>
+                <w:sz w:val="18"/>
+                <w:szCs w:val="18"/>
+              </w:rPr>
+            </w:pPr>
+            <w:r>
+              <w:rPr>
+                <w:sz w:val="18"/>
+                <w:szCs w:val="18"/>
+              </w:rPr>
+              <w:t>4</w:t>
+            </w:r>
+          </w:p>
+        </w:tc>
+        <w:tc>
+          <w:tcPr>
+            <w:tcW w:w="1522" w:type="dxa"/>
+            <w:tcMar/>
+          </w:tcPr>
+          <w:p>
+            <w:pPr>
+              <w:rPr>
+                <w:sz w:val="18"/>
+                <w:szCs w:val="18"/>
+              </w:rPr>
+            </w:pPr>
+            <w:r>
+              <w:rPr>
+                <w:sz w:val="18"/>
+                <w:szCs w:val="18"/>
+              </w:rPr>
+              <w:t>4</w:t>
+            </w:r>
+          </w:p>
+        </w:tc>
+        <w:tc>
+          <w:tcPr>
+            <w:tcW w:w="1522" w:type="dxa"/>
+            <w:tcMar/>
+          </w:tcPr>
+          <w:p>
+            <w:r>
+              <w:rPr/>
+              <w:t>0</w:t>
+            </w:r>
+          </w:p>
+        </w:tc>
+        <w:tc>
+          <w:tcPr>
+            <w:tcW w:w="1522" w:type="dxa"/>
+            <w:tcMar/>
+          </w:tcPr>
+          <w:p>
+            <w:r>
+              <w:rPr/>
+              <w:t>0</w:t>
+            </w:r>
+          </w:p>
+        </w:tc>
+        <w:tc>
+          <w:tcPr>
+            <w:tcW w:w="1522" w:type="dxa"/>
+            <w:tcMar/>
+          </w:tcPr>
+          <w:p>
+            <w:r>
+              <w:rPr/>
+              <w:t>0</w:t>
+            </w:r>
+          </w:p>
         </w:tc>
       </w:tr>
       <w:tr>
@@ -2800,123 +3224,153 @@
           <w:p>
             <w:pPr>
               <w:rPr>
-                <w:b/>
-                <w:bCs/>
-              </w:rPr>
-            </w:pPr>
-            <w:r>
-              <w:rPr>
-                <w:b/>
-                <w:bCs/>
-              </w:rPr>
-              <w:t>MARIA</w:t>
-            </w:r>
-          </w:p>
-        </w:tc>
-        <w:tc>
-          <w:tcPr>
-            <w:tcW w:w="1522" w:type="dxa"/>
-            <w:tcMar/>
-          </w:tcPr>
-          <w:p>
-            <w:pPr>
-              <w:rPr>
-                <w:sz w:val="18"/>
-                <w:szCs w:val="18"/>
-              </w:rPr>
-            </w:pPr>
-            <w:r>
-              <w:rPr>
-                <w:sz w:val="18"/>
-                <w:szCs w:val="18"/>
-              </w:rPr>
-              <w:t>3</w:t>
-            </w:r>
-          </w:p>
-        </w:tc>
-        <w:tc>
-          <w:tcPr>
-            <w:tcW w:w="1522" w:type="dxa"/>
-            <w:tcMar/>
-          </w:tcPr>
-          <w:p>
-            <w:pPr>
-              <w:rPr>
-                <w:sz w:val="18"/>
-                <w:szCs w:val="18"/>
-              </w:rPr>
-            </w:pPr>
-            <w:r>
-              <w:rPr>
-                <w:sz w:val="18"/>
-                <w:szCs w:val="18"/>
-              </w:rPr>
-              <w:t>4</w:t>
-            </w:r>
-          </w:p>
-        </w:tc>
-        <w:tc>
-          <w:tcPr>
-            <w:tcW w:w="1522" w:type="dxa"/>
-            <w:tcMar/>
-          </w:tcPr>
-          <w:p>
-            <w:pPr>
-              <w:rPr>
-                <w:sz w:val="18"/>
-                <w:szCs w:val="18"/>
-              </w:rPr>
-            </w:pPr>
-            <w:r>
-              <w:rPr>
-                <w:sz w:val="18"/>
-                <w:szCs w:val="18"/>
-              </w:rPr>
-              <w:t>4</w:t>
-            </w:r>
-          </w:p>
-        </w:tc>
-        <w:tc>
-          <w:tcPr>
-            <w:tcW w:w="1522" w:type="dxa"/>
-            <w:tcMar/>
-          </w:tcPr>
-          <w:p>
-            <w:pPr>
-              <w:rPr>
-                <w:sz w:val="18"/>
-                <w:szCs w:val="18"/>
-              </w:rPr>
-            </w:pPr>
-            <w:r>
-              <w:rPr>
-                <w:sz w:val="18"/>
-                <w:szCs w:val="18"/>
-              </w:rPr>
-              <w:t>4</w:t>
-            </w:r>
-          </w:p>
-        </w:tc>
-        <w:tc>
-          <w:tcPr>
-            <w:tcW w:w="1522" w:type="dxa"/>
-            <w:tcMar/>
-          </w:tcPr>
-          <w:p/>
-        </w:tc>
-        <w:tc>
-          <w:tcPr>
-            <w:tcW w:w="1522" w:type="dxa"/>
-            <w:tcMar/>
-          </w:tcPr>
-          <w:p/>
-        </w:tc>
-        <w:tc>
-          <w:tcPr>
-            <w:tcW w:w="1522" w:type="dxa"/>
-            <w:tcMar/>
-          </w:tcPr>
-          <w:p/>
+                <w:rFonts w:ascii="Calibri" w:hAnsi="Calibri" w:eastAsia="Calibri" w:cs="Calibri" w:asciiTheme="minorAscii" w:hAnsiTheme="minorAscii" w:eastAsiaTheme="minorAscii" w:cstheme="minorAscii"/>
+                <w:b w:val="1"/>
+                <w:bCs w:val="1"/>
+                <w:noProof w:val="0"/>
+                <w:sz w:val="22"/>
+                <w:szCs w:val="22"/>
+                <w:lang w:val="en-US"/>
+              </w:rPr>
+            </w:pPr>
+            <w:r>
+              <w:rPr>
+                <w:rFonts w:ascii="Calibri" w:hAnsi="Calibri" w:eastAsia="Calibri" w:cs="Calibri" w:asciiTheme="minorAscii" w:hAnsiTheme="minorAscii" w:eastAsiaTheme="minorAscii" w:cstheme="minorAscii"/>
+                <w:b w:val="1"/>
+                <w:bCs w:val="1"/>
+                <w:i w:val="0"/>
+                <w:iCs w:val="0"/>
+                <w:caps w:val="0"/>
+                <w:smallCaps w:val="0"/>
+                <w:noProof w:val="0"/>
+                <w:color w:val="000000" w:themeColor="text1" w:themeTint="FF" w:themeShade="FF"/>
+                <w:sz w:val="22"/>
+                <w:szCs w:val="22"/>
+                <w:lang w:val="en-US"/>
+              </w:rPr>
+              <w:t>Haydu, Maria</w:t>
+            </w:r>
+          </w:p>
+        </w:tc>
+        <w:tc>
+          <w:tcPr>
+            <w:tcW w:w="1522" w:type="dxa"/>
+            <w:tcMar/>
+          </w:tcPr>
+          <w:p>
+            <w:pPr>
+              <w:rPr>
+                <w:sz w:val="18"/>
+                <w:szCs w:val="18"/>
+              </w:rPr>
+            </w:pPr>
+            <w:r>
+              <w:rPr>
+                <w:sz w:val="18"/>
+                <w:szCs w:val="18"/>
+              </w:rPr>
+              <w:t>4</w:t>
+            </w:r>
+          </w:p>
+        </w:tc>
+        <w:tc>
+          <w:tcPr>
+            <w:tcW w:w="1522" w:type="dxa"/>
+            <w:tcMar/>
+          </w:tcPr>
+          <w:p>
+            <w:pPr>
+              <w:rPr>
+                <w:sz w:val="18"/>
+                <w:szCs w:val="18"/>
+              </w:rPr>
+            </w:pPr>
+            <w:r>
+              <w:rPr>
+                <w:sz w:val="18"/>
+                <w:szCs w:val="18"/>
+              </w:rPr>
+              <w:t>4</w:t>
+            </w:r>
+          </w:p>
+        </w:tc>
+        <w:tc>
+          <w:tcPr>
+            <w:tcW w:w="1522" w:type="dxa"/>
+            <w:tcMar/>
+          </w:tcPr>
+          <w:p>
+            <w:pPr>
+              <w:rPr>
+                <w:sz w:val="18"/>
+                <w:szCs w:val="18"/>
+              </w:rPr>
+            </w:pPr>
+            <w:r>
+              <w:rPr>
+                <w:sz w:val="18"/>
+                <w:szCs w:val="18"/>
+              </w:rPr>
+              <w:t>4</w:t>
+            </w:r>
+          </w:p>
+        </w:tc>
+        <w:tc>
+          <w:tcPr>
+            <w:tcW w:w="1522" w:type="dxa"/>
+            <w:tcMar/>
+          </w:tcPr>
+          <w:p>
+            <w:pPr>
+              <w:rPr>
+                <w:sz w:val="18"/>
+                <w:szCs w:val="18"/>
+              </w:rPr>
+            </w:pPr>
+            <w:r>
+              <w:rPr>
+                <w:sz w:val="18"/>
+                <w:szCs w:val="18"/>
+              </w:rPr>
+              <w:t>5</w:t>
+            </w:r>
+          </w:p>
+        </w:tc>
+        <w:tc>
+          <w:tcPr>
+            <w:tcW w:w="1522" w:type="dxa"/>
+            <w:tcMar/>
+          </w:tcPr>
+          <w:p>
+            <w:r>
+              <w:rPr/>
+              <w:t>0</w:t>
+            </w:r>
+          </w:p>
+        </w:tc>
+        <w:tc>
+          <w:tcPr>
+            <w:tcW w:w="1522" w:type="dxa"/>
+            <w:tcMar/>
+          </w:tcPr>
+          <w:p>
+            <w:r>
+              <w:rPr/>
+              <w:t>0</w:t>
+            </w:r>
+          </w:p>
+        </w:tc>
+        <w:tc>
+          <w:tcPr>
+            <w:tcW w:w="1522" w:type="dxa"/>
+            <w:tcMar/>
+          </w:tcPr>
+          <w:p>
+            <w:r>
+              <w:rPr/>
+              <w:t>0</w:t>
+            </w:r>
+          </w:p>
         </w:tc>
       </w:tr>
       <w:tr>
@@ -2931,123 +3385,187 @@
           <w:p>
             <w:pPr>
               <w:rPr>
-                <w:b/>
-                <w:bCs/>
-              </w:rPr>
-            </w:pPr>
-            <w:r>
-              <w:rPr>
-                <w:b/>
-                <w:bCs/>
-              </w:rPr>
-              <w:t>LELAND</w:t>
-            </w:r>
-          </w:p>
-        </w:tc>
-        <w:tc>
-          <w:tcPr>
-            <w:tcW w:w="1522" w:type="dxa"/>
-            <w:tcMar/>
-          </w:tcPr>
-          <w:p>
-            <w:pPr>
-              <w:rPr>
-                <w:sz w:val="18"/>
-                <w:szCs w:val="18"/>
-              </w:rPr>
-            </w:pPr>
-            <w:r>
-              <w:rPr>
-                <w:sz w:val="18"/>
-                <w:szCs w:val="18"/>
-              </w:rPr>
-              <w:t>4</w:t>
-            </w:r>
-          </w:p>
-        </w:tc>
-        <w:tc>
-          <w:tcPr>
-            <w:tcW w:w="1522" w:type="dxa"/>
-            <w:tcMar/>
-          </w:tcPr>
-          <w:p>
-            <w:pPr>
-              <w:rPr>
-                <w:sz w:val="18"/>
-                <w:szCs w:val="18"/>
-              </w:rPr>
-            </w:pPr>
-            <w:r>
-              <w:rPr>
-                <w:sz w:val="18"/>
-                <w:szCs w:val="18"/>
-              </w:rPr>
-              <w:t>4</w:t>
-            </w:r>
-          </w:p>
-        </w:tc>
-        <w:tc>
-          <w:tcPr>
-            <w:tcW w:w="1522" w:type="dxa"/>
-            <w:tcMar/>
-          </w:tcPr>
-          <w:p>
-            <w:pPr>
-              <w:rPr>
-                <w:sz w:val="18"/>
-                <w:szCs w:val="18"/>
-              </w:rPr>
-            </w:pPr>
-            <w:r>
-              <w:rPr>
-                <w:sz w:val="18"/>
-                <w:szCs w:val="18"/>
-              </w:rPr>
-              <w:t>4</w:t>
-            </w:r>
-          </w:p>
-        </w:tc>
-        <w:tc>
-          <w:tcPr>
-            <w:tcW w:w="1522" w:type="dxa"/>
-            <w:tcMar/>
-          </w:tcPr>
-          <w:p>
-            <w:pPr>
-              <w:rPr>
-                <w:sz w:val="18"/>
-                <w:szCs w:val="18"/>
-              </w:rPr>
-            </w:pPr>
-            <w:r>
-              <w:rPr>
-                <w:sz w:val="18"/>
-                <w:szCs w:val="18"/>
-              </w:rPr>
-              <w:t>4</w:t>
-            </w:r>
-          </w:p>
-        </w:tc>
-        <w:tc>
-          <w:tcPr>
-            <w:tcW w:w="1522" w:type="dxa"/>
-            <w:tcMar/>
-          </w:tcPr>
-          <w:p/>
-        </w:tc>
-        <w:tc>
-          <w:tcPr>
-            <w:tcW w:w="1522" w:type="dxa"/>
-            <w:tcMar/>
-          </w:tcPr>
-          <w:p/>
-        </w:tc>
-        <w:tc>
-          <w:tcPr>
-            <w:tcW w:w="1522" w:type="dxa"/>
-            <w:tcMar/>
-          </w:tcPr>
-          <w:p/>
+                <w:rFonts w:ascii="Calibri" w:hAnsi="Calibri" w:eastAsia="Calibri" w:cs="Calibri" w:asciiTheme="minorAscii" w:hAnsiTheme="minorAscii" w:eastAsiaTheme="minorAscii" w:cstheme="minorAscii"/>
+                <w:b w:val="1"/>
+                <w:bCs w:val="1"/>
+                <w:noProof w:val="0"/>
+                <w:sz w:val="22"/>
+                <w:szCs w:val="22"/>
+                <w:lang w:val="en-US"/>
+              </w:rPr>
+            </w:pPr>
+            <w:r>
+              <w:rPr>
+                <w:rFonts w:ascii="Calibri" w:hAnsi="Calibri" w:eastAsia="Calibri" w:cs="Calibri" w:asciiTheme="minorAscii" w:hAnsiTheme="minorAscii" w:eastAsiaTheme="minorAscii" w:cstheme="minorAscii"/>
+                <w:b w:val="1"/>
+                <w:bCs w:val="1"/>
+                <w:i w:val="0"/>
+                <w:iCs w:val="0"/>
+                <w:caps w:val="0"/>
+                <w:smallCaps w:val="0"/>
+                <w:noProof w:val="0"/>
+                <w:color w:val="000000" w:themeColor="text1" w:themeTint="FF" w:themeShade="FF"/>
+                <w:sz w:val="22"/>
+                <w:szCs w:val="22"/>
+                <w:lang w:val="en-US"/>
+              </w:rPr>
+              <w:t>Sharlow-</w:t>
+            </w:r>
+            <w:r>
+              <w:rPr>
+                <w:rFonts w:ascii="Calibri" w:hAnsi="Calibri" w:eastAsia="Calibri" w:cs="Calibri" w:asciiTheme="minorAscii" w:hAnsiTheme="minorAscii" w:eastAsiaTheme="minorAscii" w:cstheme="minorAscii"/>
+                <w:b w:val="1"/>
+                <w:bCs w:val="1"/>
+                <w:i w:val="0"/>
+                <w:iCs w:val="0"/>
+                <w:caps w:val="0"/>
+                <w:smallCaps w:val="0"/>
+                <w:noProof w:val="0"/>
+                <w:color w:val="000000" w:themeColor="text1" w:themeTint="FF" w:themeShade="FF"/>
+                <w:sz w:val="22"/>
+                <w:szCs w:val="22"/>
+                <w:lang w:val="en-US"/>
+              </w:rPr>
+              <w:t>Nehoda</w:t>
+            </w:r>
+            <w:r>
+              <w:rPr>
+                <w:rFonts w:ascii="Calibri" w:hAnsi="Calibri" w:eastAsia="Calibri" w:cs="Calibri" w:asciiTheme="minorAscii" w:hAnsiTheme="minorAscii" w:eastAsiaTheme="minorAscii" w:cstheme="minorAscii"/>
+                <w:b w:val="1"/>
+                <w:bCs w:val="1"/>
+                <w:i w:val="0"/>
+                <w:iCs w:val="0"/>
+                <w:caps w:val="0"/>
+                <w:smallCaps w:val="0"/>
+                <w:noProof w:val="0"/>
+                <w:color w:val="000000" w:themeColor="text1" w:themeTint="FF" w:themeShade="FF"/>
+                <w:sz w:val="22"/>
+                <w:szCs w:val="22"/>
+                <w:lang w:val="en-US"/>
+              </w:rPr>
+              <w:t>, Leland</w:t>
+            </w:r>
+          </w:p>
+        </w:tc>
+        <w:tc>
+          <w:tcPr>
+            <w:tcW w:w="1522" w:type="dxa"/>
+            <w:tcMar/>
+          </w:tcPr>
+          <w:p>
+            <w:pPr>
+              <w:rPr>
+                <w:sz w:val="18"/>
+                <w:szCs w:val="18"/>
+              </w:rPr>
+            </w:pPr>
+            <w:r>
+              <w:rPr>
+                <w:sz w:val="18"/>
+                <w:szCs w:val="18"/>
+              </w:rPr>
+              <w:t>4</w:t>
+            </w:r>
+          </w:p>
+        </w:tc>
+        <w:tc>
+          <w:tcPr>
+            <w:tcW w:w="1522" w:type="dxa"/>
+            <w:tcMar/>
+          </w:tcPr>
+          <w:p>
+            <w:pPr>
+              <w:rPr>
+                <w:sz w:val="18"/>
+                <w:szCs w:val="18"/>
+              </w:rPr>
+            </w:pPr>
+            <w:r>
+              <w:rPr>
+                <w:sz w:val="18"/>
+                <w:szCs w:val="18"/>
+              </w:rPr>
+              <w:t>4</w:t>
+            </w:r>
+          </w:p>
+        </w:tc>
+        <w:tc>
+          <w:tcPr>
+            <w:tcW w:w="1522" w:type="dxa"/>
+            <w:tcMar/>
+          </w:tcPr>
+          <w:p>
+            <w:pPr>
+              <w:rPr>
+                <w:sz w:val="18"/>
+                <w:szCs w:val="18"/>
+              </w:rPr>
+            </w:pPr>
+            <w:r>
+              <w:rPr>
+                <w:sz w:val="18"/>
+                <w:szCs w:val="18"/>
+              </w:rPr>
+              <w:t>5</w:t>
+            </w:r>
+          </w:p>
+        </w:tc>
+        <w:tc>
+          <w:tcPr>
+            <w:tcW w:w="1522" w:type="dxa"/>
+            <w:tcMar/>
+          </w:tcPr>
+          <w:p>
+            <w:pPr>
+              <w:rPr>
+                <w:sz w:val="18"/>
+                <w:szCs w:val="18"/>
+              </w:rPr>
+            </w:pPr>
+            <w:r>
+              <w:rPr>
+                <w:sz w:val="18"/>
+                <w:szCs w:val="18"/>
+              </w:rPr>
+              <w:t>4</w:t>
+            </w:r>
+          </w:p>
+        </w:tc>
+        <w:tc>
+          <w:tcPr>
+            <w:tcW w:w="1522" w:type="dxa"/>
+            <w:tcMar/>
+          </w:tcPr>
+          <w:p>
+            <w:r>
+              <w:rPr/>
+              <w:t>0</w:t>
+            </w:r>
+          </w:p>
+        </w:tc>
+        <w:tc>
+          <w:tcPr>
+            <w:tcW w:w="1522" w:type="dxa"/>
+            <w:tcMar/>
+          </w:tcPr>
+          <w:p>
+            <w:r>
+              <w:rPr/>
+              <w:t>0</w:t>
+            </w:r>
+          </w:p>
+        </w:tc>
+        <w:tc>
+          <w:tcPr>
+            <w:tcW w:w="1522" w:type="dxa"/>
+            <w:tcMar/>
+          </w:tcPr>
+          <w:p>
+            <w:r>
+              <w:rPr/>
+              <w:t>0</w:t>
+            </w:r>
+          </w:p>
         </w:tc>
       </w:tr>
       <w:tr>
@@ -3062,16 +3580,48 @@
           <w:p>
             <w:pPr>
               <w:rPr>
-                <w:b/>
-                <w:bCs/>
-              </w:rPr>
-            </w:pPr>
-            <w:r>
-              <w:rPr>
-                <w:b/>
-                <w:bCs/>
-              </w:rPr>
-              <w:t>TRISHA</w:t>
+                <w:rFonts w:ascii="Calibri" w:hAnsi="Calibri" w:eastAsia="Calibri" w:cs="Calibri" w:asciiTheme="minorAscii" w:hAnsiTheme="minorAscii" w:eastAsiaTheme="minorAscii" w:cstheme="minorAscii"/>
+                <w:b w:val="1"/>
+                <w:bCs w:val="1"/>
+                <w:noProof w:val="0"/>
+                <w:sz w:val="22"/>
+                <w:szCs w:val="22"/>
+                <w:lang w:val="en-US"/>
+              </w:rPr>
+            </w:pPr>
+            <w:r>
+              <w:rPr>
+                <w:rFonts w:ascii="Calibri" w:hAnsi="Calibri" w:eastAsia="Calibri" w:cs="Calibri" w:asciiTheme="minorAscii" w:hAnsiTheme="minorAscii" w:eastAsiaTheme="minorAscii" w:cstheme="minorAscii"/>
+                <w:b w:val="1"/>
+                <w:bCs w:val="1"/>
+                <w:i w:val="0"/>
+                <w:iCs w:val="0"/>
+                <w:caps w:val="0"/>
+                <w:smallCaps w:val="0"/>
+                <w:noProof w:val="0"/>
+                <w:color w:val="000000" w:themeColor="text1" w:themeTint="FF" w:themeShade="FF"/>
+                <w:sz w:val="22"/>
+                <w:szCs w:val="22"/>
+                <w:lang w:val="en-US"/>
+              </w:rPr>
+              <w:t>Piguing</w:t>
+            </w:r>
+            <w:r>
+              <w:rPr>
+                <w:rFonts w:ascii="Calibri" w:hAnsi="Calibri" w:eastAsia="Calibri" w:cs="Calibri" w:asciiTheme="minorAscii" w:hAnsiTheme="minorAscii" w:eastAsiaTheme="minorAscii" w:cstheme="minorAscii"/>
+                <w:b w:val="1"/>
+                <w:bCs w:val="1"/>
+                <w:i w:val="0"/>
+                <w:iCs w:val="0"/>
+                <w:caps w:val="0"/>
+                <w:smallCaps w:val="0"/>
+                <w:noProof w:val="0"/>
+                <w:color w:val="000000" w:themeColor="text1" w:themeTint="FF" w:themeShade="FF"/>
+                <w:sz w:val="22"/>
+                <w:szCs w:val="22"/>
+                <w:lang w:val="en-US"/>
+              </w:rPr>
+              <w:t>, Trisha Mae</w:t>
             </w:r>
           </w:p>
         </w:tc>
@@ -3171,28 +3721,47 @@
                 <w:szCs w:val="18"/>
               </w:rPr>
             </w:pPr>
-          </w:p>
-        </w:tc>
-        <w:tc>
-          <w:tcPr>
-            <w:tcW w:w="1522" w:type="dxa"/>
-            <w:tcMar/>
-          </w:tcPr>
-          <w:p>
-            <w:pPr>
-              <w:rPr>
-                <w:sz w:val="18"/>
-                <w:szCs w:val="18"/>
-              </w:rPr>
-            </w:pPr>
-          </w:p>
-        </w:tc>
-        <w:tc>
-          <w:tcPr>
-            <w:tcW w:w="1522" w:type="dxa"/>
-            <w:tcMar/>
-          </w:tcPr>
-          <w:p/>
+            <w:r>
+              <w:rPr>
+                <w:sz w:val="18"/>
+                <w:szCs w:val="18"/>
+              </w:rPr>
+              <w:t>0</w:t>
+            </w:r>
+          </w:p>
+        </w:tc>
+        <w:tc>
+          <w:tcPr>
+            <w:tcW w:w="1522" w:type="dxa"/>
+            <w:tcMar/>
+          </w:tcPr>
+          <w:p>
+            <w:pPr>
+              <w:rPr>
+                <w:sz w:val="18"/>
+                <w:szCs w:val="18"/>
+              </w:rPr>
+            </w:pPr>
+            <w:r>
+              <w:rPr>
+                <w:sz w:val="18"/>
+                <w:szCs w:val="18"/>
+              </w:rPr>
+              <w:t>0</w:t>
+            </w:r>
+          </w:p>
+        </w:tc>
+        <w:tc>
+          <w:tcPr>
+            <w:tcW w:w="1522" w:type="dxa"/>
+            <w:tcMar/>
+          </w:tcPr>
+          <w:p>
+            <w:r>
+              <w:rPr/>
+              <w:t>0</w:t>
+            </w:r>
+          </w:p>
         </w:tc>
       </w:tr>
       <w:tr>
@@ -3207,16 +3776,31 @@
           <w:p>
             <w:pPr>
               <w:rPr>
-                <w:b/>
-                <w:bCs/>
-              </w:rPr>
-            </w:pPr>
-            <w:r>
-              <w:rPr>
-                <w:b/>
-                <w:bCs/>
-              </w:rPr>
-              <w:t>PEYTON</w:t>
+                <w:rFonts w:ascii="Calibri" w:hAnsi="Calibri" w:eastAsia="Calibri" w:cs="Calibri" w:asciiTheme="minorAscii" w:hAnsiTheme="minorAscii" w:eastAsiaTheme="minorAscii" w:cstheme="minorAscii"/>
+                <w:b w:val="1"/>
+                <w:bCs w:val="1"/>
+                <w:noProof w:val="0"/>
+                <w:sz w:val="22"/>
+                <w:szCs w:val="22"/>
+                <w:lang w:val="en-US"/>
+              </w:rPr>
+            </w:pPr>
+            <w:r>
+              <w:rPr>
+                <w:rFonts w:ascii="Calibri" w:hAnsi="Calibri" w:eastAsia="Calibri" w:cs="Calibri" w:asciiTheme="minorAscii" w:hAnsiTheme="minorAscii" w:eastAsiaTheme="minorAscii" w:cstheme="minorAscii"/>
+                <w:b w:val="1"/>
+                <w:bCs w:val="1"/>
+                <w:i w:val="0"/>
+                <w:iCs w:val="0"/>
+                <w:caps w:val="0"/>
+                <w:smallCaps w:val="0"/>
+                <w:noProof w:val="0"/>
+                <w:color w:val="000000" w:themeColor="text1" w:themeTint="FF" w:themeShade="FF"/>
+                <w:sz w:val="22"/>
+                <w:szCs w:val="22"/>
+                <w:lang w:val="en-US"/>
+              </w:rPr>
+              <w:t>Herbert, Peyton</w:t>
             </w:r>
           </w:p>
         </w:tc>
@@ -3233,6 +3817,13 @@
                 <w:szCs w:val="18"/>
               </w:rPr>
             </w:pPr>
+            <w:r>
+              <w:rPr>
+                <w:sz w:val="18"/>
+                <w:szCs w:val="18"/>
+              </w:rPr>
+              <w:t>0</w:t>
+            </w:r>
           </w:p>
         </w:tc>
         <w:tc>
@@ -3365,16 +3956,32 @@
           <w:p>
             <w:pPr>
               <w:rPr>
-                <w:b/>
-                <w:bCs/>
-              </w:rPr>
-            </w:pPr>
-            <w:r>
-              <w:rPr>
-                <w:b/>
-                <w:bCs/>
-              </w:rPr>
-              <w:t>MICHAEL</w:t>
+                <w:rFonts w:ascii="Calibri" w:hAnsi="Calibri" w:eastAsia="Calibri" w:cs="Calibri" w:asciiTheme="minorAscii" w:hAnsiTheme="minorAscii" w:eastAsiaTheme="minorAscii" w:cstheme="minorAscii"/>
+                <w:b w:val="1"/>
+                <w:bCs w:val="1"/>
+                <w:sz w:val="22"/>
+                <w:szCs w:val="22"/>
+              </w:rPr>
+            </w:pPr>
+            <w:r>
+              <w:rPr>
+                <w:rFonts w:ascii="Calibri" w:hAnsi="Calibri" w:eastAsia="Calibri" w:cs="Calibri" w:asciiTheme="minorAscii" w:hAnsiTheme="minorAscii" w:eastAsiaTheme="minorAscii" w:cstheme="minorAscii"/>
+                <w:b w:val="1"/>
+                <w:bCs w:val="1"/>
+                <w:sz w:val="22"/>
+                <w:szCs w:val="22"/>
+              </w:rPr>
+              <w:t>Dalayoan</w:t>
+            </w:r>
+            <w:r>
+              <w:rPr>
+                <w:rFonts w:ascii="Calibri" w:hAnsi="Calibri" w:eastAsia="Calibri" w:cs="Calibri" w:asciiTheme="minorAscii" w:hAnsiTheme="minorAscii" w:eastAsiaTheme="minorAscii" w:cstheme="minorAscii"/>
+                <w:b w:val="1"/>
+                <w:bCs w:val="1"/>
+                <w:sz w:val="22"/>
+                <w:szCs w:val="22"/>
+              </w:rPr>
+              <w:t>, Michael</w:t>
             </w:r>
           </w:p>
         </w:tc>
@@ -3438,65 +4045,86 @@
                 <w:sz w:val="18"/>
                 <w:szCs w:val="18"/>
               </w:rPr>
-              <w:t>4</w:t>
-            </w:r>
-          </w:p>
-        </w:tc>
-        <w:tc>
-          <w:tcPr>
-            <w:tcW w:w="1522" w:type="dxa"/>
-            <w:tcMar/>
-          </w:tcPr>
-          <w:p>
-            <w:pPr>
-              <w:rPr>
-                <w:sz w:val="18"/>
-                <w:szCs w:val="18"/>
-              </w:rPr>
-            </w:pPr>
-            <w:r>
-              <w:rPr>
-                <w:sz w:val="18"/>
-                <w:szCs w:val="18"/>
-              </w:rPr>
-              <w:t>4</w:t>
-            </w:r>
-          </w:p>
-        </w:tc>
-        <w:tc>
-          <w:tcPr>
-            <w:tcW w:w="1522" w:type="dxa"/>
-            <w:tcMar/>
-          </w:tcPr>
-          <w:p>
-            <w:pPr>
-              <w:rPr>
-                <w:sz w:val="18"/>
-                <w:szCs w:val="18"/>
-              </w:rPr>
-            </w:pPr>
-          </w:p>
-        </w:tc>
-        <w:tc>
-          <w:tcPr>
-            <w:tcW w:w="1522" w:type="dxa"/>
-            <w:tcMar/>
-          </w:tcPr>
-          <w:p>
-            <w:pPr>
-              <w:rPr>
-                <w:sz w:val="18"/>
-                <w:szCs w:val="18"/>
-              </w:rPr>
-            </w:pPr>
-          </w:p>
-        </w:tc>
-        <w:tc>
-          <w:tcPr>
-            <w:tcW w:w="1522" w:type="dxa"/>
-            <w:tcMar/>
-          </w:tcPr>
-          <w:p/>
+              <w:t>5</w:t>
+            </w:r>
+          </w:p>
+        </w:tc>
+        <w:tc>
+          <w:tcPr>
+            <w:tcW w:w="1522" w:type="dxa"/>
+            <w:tcMar/>
+          </w:tcPr>
+          <w:p>
+            <w:pPr>
+              <w:rPr>
+                <w:sz w:val="18"/>
+                <w:szCs w:val="18"/>
+              </w:rPr>
+            </w:pPr>
+            <w:r>
+              <w:rPr>
+                <w:sz w:val="18"/>
+                <w:szCs w:val="18"/>
+              </w:rPr>
+              <w:t>3</w:t>
+            </w:r>
+          </w:p>
+        </w:tc>
+        <w:tc>
+          <w:tcPr>
+            <w:tcW w:w="1522" w:type="dxa"/>
+            <w:tcMar/>
+          </w:tcPr>
+          <w:p>
+            <w:pPr>
+              <w:rPr>
+                <w:sz w:val="18"/>
+                <w:szCs w:val="18"/>
+              </w:rPr>
+            </w:pPr>
+            <w:r>
+              <w:rPr>
+                <w:sz w:val="18"/>
+                <w:szCs w:val="18"/>
+              </w:rPr>
+              <w:t>0</w:t>
+            </w:r>
+          </w:p>
+        </w:tc>
+        <w:tc>
+          <w:tcPr>
+            <w:tcW w:w="1522" w:type="dxa"/>
+            <w:tcMar/>
+          </w:tcPr>
+          <w:p>
+            <w:pPr>
+              <w:pStyle w:val="Normal"/>
+              <w:suppressLineNumbers w:val="0"/>
+              <w:bidi w:val="0"/>
+              <w:spacing w:before="0" w:beforeAutospacing="off" w:after="0" w:afterAutospacing="off" w:line="240" w:lineRule="auto"/>
+              <w:ind w:left="0" w:right="0"/>
+              <w:jc w:val="left"/>
+            </w:pPr>
+            <w:r>
+              <w:rPr>
+                <w:sz w:val="18"/>
+                <w:szCs w:val="18"/>
+              </w:rPr>
+              <w:t>0</w:t>
+            </w:r>
+          </w:p>
+        </w:tc>
+        <w:tc>
+          <w:tcPr>
+            <w:tcW w:w="1522" w:type="dxa"/>
+            <w:tcMar/>
+          </w:tcPr>
+          <w:p>
+            <w:r>
+              <w:rPr/>
+              <w:t>0</w:t>
+            </w:r>
+          </w:p>
         </w:tc>
       </w:tr>
       <w:tr>
@@ -3511,16 +4139,48 @@
           <w:p>
             <w:pPr>
               <w:rPr>
-                <w:b/>
-                <w:bCs/>
-              </w:rPr>
-            </w:pPr>
-            <w:r>
-              <w:rPr>
-                <w:b/>
-                <w:bCs/>
-              </w:rPr>
-              <w:t>ELLAH</w:t>
+                <w:rFonts w:ascii="Calibri" w:hAnsi="Calibri" w:eastAsia="Calibri" w:cs="Calibri" w:asciiTheme="minorAscii" w:hAnsiTheme="minorAscii" w:eastAsiaTheme="minorAscii" w:cstheme="minorAscii"/>
+                <w:b w:val="1"/>
+                <w:bCs w:val="1"/>
+                <w:noProof w:val="0"/>
+                <w:sz w:val="22"/>
+                <w:szCs w:val="22"/>
+                <w:lang w:val="en-US"/>
+              </w:rPr>
+            </w:pPr>
+            <w:r>
+              <w:rPr>
+                <w:rFonts w:ascii="Calibri" w:hAnsi="Calibri" w:eastAsia="Calibri" w:cs="Calibri" w:asciiTheme="minorAscii" w:hAnsiTheme="minorAscii" w:eastAsiaTheme="minorAscii" w:cstheme="minorAscii"/>
+                <w:b w:val="1"/>
+                <w:bCs w:val="1"/>
+                <w:i w:val="0"/>
+                <w:iCs w:val="0"/>
+                <w:caps w:val="0"/>
+                <w:smallCaps w:val="0"/>
+                <w:noProof w:val="0"/>
+                <w:color w:val="000000" w:themeColor="text1" w:themeTint="FF" w:themeShade="FF"/>
+                <w:sz w:val="22"/>
+                <w:szCs w:val="22"/>
+                <w:lang w:val="en-US"/>
+              </w:rPr>
+              <w:t>Amershi</w:t>
+            </w:r>
+            <w:r>
+              <w:rPr>
+                <w:rFonts w:ascii="Calibri" w:hAnsi="Calibri" w:eastAsia="Calibri" w:cs="Calibri" w:asciiTheme="minorAscii" w:hAnsiTheme="minorAscii" w:eastAsiaTheme="minorAscii" w:cstheme="minorAscii"/>
+                <w:b w:val="1"/>
+                <w:bCs w:val="1"/>
+                <w:i w:val="0"/>
+                <w:iCs w:val="0"/>
+                <w:caps w:val="0"/>
+                <w:smallCaps w:val="0"/>
+                <w:noProof w:val="0"/>
+                <w:color w:val="000000" w:themeColor="text1" w:themeTint="FF" w:themeShade="FF"/>
+                <w:sz w:val="22"/>
+                <w:szCs w:val="22"/>
+                <w:lang w:val="en-US"/>
+              </w:rPr>
+              <w:t>, Ellah</w:t>
             </w:r>
           </w:p>
         </w:tc>
@@ -3621,28 +4281,47 @@
                 <w:szCs w:val="18"/>
               </w:rPr>
             </w:pPr>
-          </w:p>
-        </w:tc>
-        <w:tc>
-          <w:tcPr>
-            <w:tcW w:w="1522" w:type="dxa"/>
-            <w:tcMar/>
-          </w:tcPr>
-          <w:p>
-            <w:pPr>
-              <w:rPr>
-                <w:sz w:val="18"/>
-                <w:szCs w:val="18"/>
-              </w:rPr>
-            </w:pPr>
-          </w:p>
-        </w:tc>
-        <w:tc>
-          <w:tcPr>
-            <w:tcW w:w="1522" w:type="dxa"/>
-            <w:tcMar/>
-          </w:tcPr>
-          <w:p/>
+            <w:r>
+              <w:rPr>
+                <w:sz w:val="18"/>
+                <w:szCs w:val="18"/>
+              </w:rPr>
+              <w:t>0</w:t>
+            </w:r>
+          </w:p>
+        </w:tc>
+        <w:tc>
+          <w:tcPr>
+            <w:tcW w:w="1522" w:type="dxa"/>
+            <w:tcMar/>
+          </w:tcPr>
+          <w:p>
+            <w:pPr>
+              <w:rPr>
+                <w:sz w:val="18"/>
+                <w:szCs w:val="18"/>
+              </w:rPr>
+            </w:pPr>
+            <w:r>
+              <w:rPr>
+                <w:sz w:val="18"/>
+                <w:szCs w:val="18"/>
+              </w:rPr>
+              <w:t>0</w:t>
+            </w:r>
+          </w:p>
+        </w:tc>
+        <w:tc>
+          <w:tcPr>
+            <w:tcW w:w="1522" w:type="dxa"/>
+            <w:tcMar/>
+          </w:tcPr>
+          <w:p>
+            <w:r>
+              <w:rPr/>
+              <w:t>0</w:t>
+            </w:r>
+          </w:p>
         </w:tc>
       </w:tr>
       <w:tr>
@@ -3657,16 +4336,31 @@
           <w:p>
             <w:pPr>
               <w:rPr>
-                <w:b/>
-                <w:bCs/>
-              </w:rPr>
-            </w:pPr>
-            <w:r>
-              <w:rPr>
-                <w:b/>
-                <w:bCs/>
-              </w:rPr>
-              <w:t>RUPINDER</w:t>
+                <w:rFonts w:ascii="Calibri" w:hAnsi="Calibri" w:eastAsia="Calibri" w:cs="Calibri" w:asciiTheme="minorAscii" w:hAnsiTheme="minorAscii" w:eastAsiaTheme="minorAscii" w:cstheme="minorAscii"/>
+                <w:b w:val="1"/>
+                <w:bCs w:val="1"/>
+                <w:noProof w:val="0"/>
+                <w:sz w:val="22"/>
+                <w:szCs w:val="22"/>
+                <w:lang w:val="en-US"/>
+              </w:rPr>
+            </w:pPr>
+            <w:r>
+              <w:rPr>
+                <w:rFonts w:ascii="Calibri" w:hAnsi="Calibri" w:eastAsia="Calibri" w:cs="Calibri" w:asciiTheme="minorAscii" w:hAnsiTheme="minorAscii" w:eastAsiaTheme="minorAscii" w:cstheme="minorAscii"/>
+                <w:b w:val="1"/>
+                <w:bCs w:val="1"/>
+                <w:i w:val="0"/>
+                <w:iCs w:val="0"/>
+                <w:caps w:val="0"/>
+                <w:smallCaps w:val="0"/>
+                <w:noProof w:val="0"/>
+                <w:color w:val="000000" w:themeColor="text1" w:themeTint="FF" w:themeShade="FF"/>
+                <w:sz w:val="22"/>
+                <w:szCs w:val="22"/>
+                <w:lang w:val="en-US"/>
+              </w:rPr>
+              <w:t>Kaur, Rupinder</w:t>
             </w:r>
           </w:p>
         </w:tc>
@@ -3755,33 +4449,54 @@
           </w:tcPr>
           <w:p>
             <w:pPr>
-              <w:rPr>
-                <w:sz w:val="18"/>
-                <w:szCs w:val="18"/>
-              </w:rPr>
-            </w:pPr>
-          </w:p>
-        </w:tc>
-        <w:tc>
-          <w:tcPr>
-            <w:tcW w:w="1522" w:type="dxa"/>
-            <w:tcMar/>
-          </w:tcPr>
-          <w:p>
-            <w:pPr>
-              <w:rPr>
-                <w:sz w:val="18"/>
-                <w:szCs w:val="18"/>
-              </w:rPr>
-            </w:pPr>
-          </w:p>
-        </w:tc>
-        <w:tc>
-          <w:tcPr>
-            <w:tcW w:w="1522" w:type="dxa"/>
-            <w:tcMar/>
-          </w:tcPr>
-          <w:p/>
+              <w:pStyle w:val="Normal"/>
+              <w:suppressLineNumbers w:val="0"/>
+              <w:bidi w:val="0"/>
+              <w:spacing w:before="0" w:beforeAutospacing="off" w:after="0" w:afterAutospacing="off" w:line="240" w:lineRule="auto"/>
+              <w:ind w:left="0" w:right="0"/>
+              <w:jc w:val="left"/>
+            </w:pPr>
+            <w:r>
+              <w:rPr>
+                <w:sz w:val="18"/>
+                <w:szCs w:val="18"/>
+              </w:rPr>
+              <w:t>0</w:t>
+            </w:r>
+          </w:p>
+        </w:tc>
+        <w:tc>
+          <w:tcPr>
+            <w:tcW w:w="1522" w:type="dxa"/>
+            <w:tcMar/>
+          </w:tcPr>
+          <w:p>
+            <w:pPr>
+              <w:rPr>
+                <w:sz w:val="18"/>
+                <w:szCs w:val="18"/>
+              </w:rPr>
+            </w:pPr>
+            <w:r>
+              <w:rPr>
+                <w:sz w:val="18"/>
+                <w:szCs w:val="18"/>
+              </w:rPr>
+              <w:t>0</w:t>
+            </w:r>
+          </w:p>
+        </w:tc>
+        <w:tc>
+          <w:tcPr>
+            <w:tcW w:w="1522" w:type="dxa"/>
+            <w:tcMar/>
+          </w:tcPr>
+          <w:p>
+            <w:r>
+              <w:rPr/>
+              <w:t>0</w:t>
+            </w:r>
+          </w:p>
         </w:tc>
       </w:tr>
       <w:tr>
@@ -3796,16 +4511,31 @@
           <w:p>
             <w:pPr>
               <w:rPr>
-                <w:b/>
-                <w:bCs/>
-              </w:rPr>
-            </w:pPr>
-            <w:r>
-              <w:rPr>
-                <w:b/>
-                <w:bCs/>
-              </w:rPr>
-              <w:t>SARAH T</w:t>
+                <w:rFonts w:ascii="Calibri" w:hAnsi="Calibri" w:eastAsia="Calibri" w:cs="Calibri" w:asciiTheme="minorAscii" w:hAnsiTheme="minorAscii" w:eastAsiaTheme="minorAscii" w:cstheme="minorAscii"/>
+                <w:b w:val="1"/>
+                <w:bCs w:val="1"/>
+                <w:noProof w:val="0"/>
+                <w:sz w:val="22"/>
+                <w:szCs w:val="22"/>
+                <w:lang w:val="en-US"/>
+              </w:rPr>
+            </w:pPr>
+            <w:r>
+              <w:rPr>
+                <w:rFonts w:ascii="Calibri" w:hAnsi="Calibri" w:eastAsia="Calibri" w:cs="Calibri" w:asciiTheme="minorAscii" w:hAnsiTheme="minorAscii" w:eastAsiaTheme="minorAscii" w:cstheme="minorAscii"/>
+                <w:b w:val="1"/>
+                <w:bCs w:val="1"/>
+                <w:i w:val="0"/>
+                <w:iCs w:val="0"/>
+                <w:caps w:val="0"/>
+                <w:smallCaps w:val="0"/>
+                <w:noProof w:val="0"/>
+                <w:color w:val="000000" w:themeColor="text1" w:themeTint="FF" w:themeShade="FF"/>
+                <w:sz w:val="22"/>
+                <w:szCs w:val="22"/>
+                <w:lang w:val="en-US"/>
+              </w:rPr>
+              <w:t>Tapping, Sarah</w:t>
             </w:r>
           </w:p>
         </w:tc>
@@ -3906,6 +4636,13 @@
                 <w:szCs w:val="18"/>
               </w:rPr>
             </w:pPr>
+            <w:r>
+              <w:rPr>
+                <w:sz w:val="18"/>
+                <w:szCs w:val="18"/>
+              </w:rPr>
+              <w:t>0</w:t>
+            </w:r>
           </w:p>
         </w:tc>
         <w:tc>
@@ -3934,7 +4671,12 @@
             <w:tcW w:w="1522" w:type="dxa"/>
             <w:tcMar/>
           </w:tcPr>
-          <w:p/>
+          <w:p>
+            <w:r>
+              <w:rPr/>
+              <w:t>0</w:t>
+            </w:r>
+          </w:p>
         </w:tc>
       </w:tr>
       <w:tr>
@@ -3949,16 +4691,31 @@
           <w:p>
             <w:pPr>
               <w:rPr>
-                <w:b/>
-                <w:bCs/>
-              </w:rPr>
-            </w:pPr>
-            <w:r>
-              <w:rPr>
-                <w:b/>
-                <w:bCs/>
-              </w:rPr>
-              <w:t>MIKAELA</w:t>
+                <w:rFonts w:ascii="Calibri" w:hAnsi="Calibri" w:eastAsia="Calibri" w:cs="Calibri" w:asciiTheme="minorAscii" w:hAnsiTheme="minorAscii" w:eastAsiaTheme="minorAscii" w:cstheme="minorAscii"/>
+                <w:b w:val="1"/>
+                <w:bCs w:val="1"/>
+                <w:noProof w:val="0"/>
+                <w:sz w:val="22"/>
+                <w:szCs w:val="22"/>
+                <w:lang w:val="en-US"/>
+              </w:rPr>
+            </w:pPr>
+            <w:r>
+              <w:rPr>
+                <w:rFonts w:ascii="Calibri" w:hAnsi="Calibri" w:eastAsia="Calibri" w:cs="Calibri" w:asciiTheme="minorAscii" w:hAnsiTheme="minorAscii" w:eastAsiaTheme="minorAscii" w:cstheme="minorAscii"/>
+                <w:b w:val="1"/>
+                <w:bCs w:val="1"/>
+                <w:i w:val="0"/>
+                <w:iCs w:val="0"/>
+                <w:caps w:val="0"/>
+                <w:smallCaps w:val="0"/>
+                <w:noProof w:val="0"/>
+                <w:color w:val="000000" w:themeColor="text1" w:themeTint="FF" w:themeShade="FF"/>
+                <w:sz w:val="22"/>
+                <w:szCs w:val="22"/>
+                <w:lang w:val="en-US"/>
+              </w:rPr>
+              <w:t>Key, Mikaela</w:t>
             </w:r>
           </w:p>
         </w:tc>
@@ -3975,48 +4732,76 @@
                 <w:szCs w:val="18"/>
               </w:rPr>
             </w:pPr>
-          </w:p>
-        </w:tc>
-        <w:tc>
-          <w:tcPr>
-            <w:tcW w:w="1522" w:type="dxa"/>
-            <w:tcMar/>
-          </w:tcPr>
-          <w:p>
-            <w:pPr>
-              <w:rPr>
-                <w:sz w:val="18"/>
-                <w:szCs w:val="18"/>
-              </w:rPr>
-            </w:pPr>
-          </w:p>
-        </w:tc>
-        <w:tc>
-          <w:tcPr>
-            <w:tcW w:w="1522" w:type="dxa"/>
-            <w:tcMar/>
-          </w:tcPr>
-          <w:p>
-            <w:pPr>
-              <w:rPr>
-                <w:sz w:val="18"/>
-                <w:szCs w:val="18"/>
-              </w:rPr>
-            </w:pPr>
-          </w:p>
-        </w:tc>
-        <w:tc>
-          <w:tcPr>
-            <w:tcW w:w="1522" w:type="dxa"/>
-            <w:tcMar/>
-          </w:tcPr>
-          <w:p>
-            <w:pPr>
-              <w:rPr>
-                <w:sz w:val="18"/>
-                <w:szCs w:val="18"/>
-              </w:rPr>
-            </w:pPr>
+            <w:r>
+              <w:rPr>
+                <w:sz w:val="18"/>
+                <w:szCs w:val="18"/>
+              </w:rPr>
+              <w:t>0</w:t>
+            </w:r>
+          </w:p>
+        </w:tc>
+        <w:tc>
+          <w:tcPr>
+            <w:tcW w:w="1522" w:type="dxa"/>
+            <w:tcMar/>
+          </w:tcPr>
+          <w:p>
+            <w:pPr>
+              <w:rPr>
+                <w:sz w:val="18"/>
+                <w:szCs w:val="18"/>
+              </w:rPr>
+            </w:pPr>
+            <w:r>
+              <w:rPr>
+                <w:sz w:val="18"/>
+                <w:szCs w:val="18"/>
+              </w:rPr>
+              <w:t>0</w:t>
+            </w:r>
+          </w:p>
+        </w:tc>
+        <w:tc>
+          <w:tcPr>
+            <w:tcW w:w="1522" w:type="dxa"/>
+            <w:tcMar/>
+          </w:tcPr>
+          <w:p>
+            <w:pPr>
+              <w:rPr>
+                <w:sz w:val="18"/>
+                <w:szCs w:val="18"/>
+              </w:rPr>
+            </w:pPr>
+            <w:r>
+              <w:rPr>
+                <w:sz w:val="18"/>
+                <w:szCs w:val="18"/>
+              </w:rPr>
+              <w:t>0</w:t>
+            </w:r>
+          </w:p>
+        </w:tc>
+        <w:tc>
+          <w:tcPr>
+            <w:tcW w:w="1522" w:type="dxa"/>
+            <w:tcMar/>
+          </w:tcPr>
+          <w:p>
+            <w:pPr>
+              <w:rPr>
+                <w:sz w:val="18"/>
+                <w:szCs w:val="18"/>
+              </w:rPr>
+            </w:pPr>
+            <w:r>
+              <w:rPr>
+                <w:sz w:val="18"/>
+                <w:szCs w:val="18"/>
+              </w:rPr>
+              <w:t>0</w:t>
+            </w:r>
           </w:p>
         </w:tc>
         <w:tc>
@@ -4086,16 +4871,31 @@
           <w:p>
             <w:pPr>
               <w:rPr>
-                <w:b/>
-                <w:bCs/>
-              </w:rPr>
-            </w:pPr>
-            <w:r>
-              <w:rPr>
-                <w:b/>
-                <w:bCs/>
-              </w:rPr>
-              <w:t>AVERY</w:t>
+                <w:rFonts w:ascii="Calibri" w:hAnsi="Calibri" w:eastAsia="Calibri" w:cs="Calibri" w:asciiTheme="minorAscii" w:hAnsiTheme="minorAscii" w:eastAsiaTheme="minorAscii" w:cstheme="minorAscii"/>
+                <w:b w:val="1"/>
+                <w:bCs w:val="1"/>
+                <w:noProof w:val="0"/>
+                <w:sz w:val="22"/>
+                <w:szCs w:val="22"/>
+                <w:lang w:val="en-US"/>
+              </w:rPr>
+            </w:pPr>
+            <w:r>
+              <w:rPr>
+                <w:rFonts w:ascii="Calibri" w:hAnsi="Calibri" w:eastAsia="Calibri" w:cs="Calibri" w:asciiTheme="minorAscii" w:hAnsiTheme="minorAscii" w:eastAsiaTheme="minorAscii" w:cstheme="minorAscii"/>
+                <w:b w:val="1"/>
+                <w:bCs w:val="1"/>
+                <w:i w:val="0"/>
+                <w:iCs w:val="0"/>
+                <w:caps w:val="0"/>
+                <w:smallCaps w:val="0"/>
+                <w:noProof w:val="0"/>
+                <w:color w:val="000000" w:themeColor="text1" w:themeTint="FF" w:themeShade="FF"/>
+                <w:sz w:val="22"/>
+                <w:szCs w:val="22"/>
+                <w:lang w:val="en-US"/>
+              </w:rPr>
+              <w:t>Simpkin, Avery</w:t>
             </w:r>
           </w:p>
         </w:tc>
@@ -4112,6 +4912,13 @@
                 <w:szCs w:val="18"/>
               </w:rPr>
             </w:pPr>
+            <w:r>
+              <w:rPr>
+                <w:sz w:val="18"/>
+                <w:szCs w:val="18"/>
+              </w:rPr>
+              <w:t>0</w:t>
+            </w:r>
           </w:p>
         </w:tc>
         <w:tc>
@@ -4147,56 +4954,89 @@
                 <w:szCs w:val="18"/>
               </w:rPr>
             </w:pPr>
-          </w:p>
-        </w:tc>
-        <w:tc>
-          <w:tcPr>
-            <w:tcW w:w="1522" w:type="dxa"/>
-            <w:tcMar/>
-          </w:tcPr>
-          <w:p>
-            <w:pPr>
-              <w:rPr>
-                <w:sz w:val="18"/>
-                <w:szCs w:val="18"/>
-              </w:rPr>
-            </w:pPr>
-          </w:p>
-        </w:tc>
-        <w:tc>
-          <w:tcPr>
-            <w:tcW w:w="1522" w:type="dxa"/>
-            <w:tcMar/>
-          </w:tcPr>
-          <w:p>
-            <w:pPr>
-              <w:rPr>
-                <w:sz w:val="18"/>
-                <w:szCs w:val="18"/>
-              </w:rPr>
-            </w:pPr>
-          </w:p>
-        </w:tc>
-        <w:tc>
-          <w:tcPr>
-            <w:tcW w:w="1522" w:type="dxa"/>
-            <w:tcMar/>
-          </w:tcPr>
-          <w:p>
-            <w:pPr>
-              <w:rPr>
-                <w:sz w:val="18"/>
-                <w:szCs w:val="18"/>
-              </w:rPr>
-            </w:pPr>
-          </w:p>
-        </w:tc>
-        <w:tc>
-          <w:tcPr>
-            <w:tcW w:w="1522" w:type="dxa"/>
-            <w:tcMar/>
-          </w:tcPr>
-          <w:p/>
+            <w:r>
+              <w:rPr>
+                <w:sz w:val="18"/>
+                <w:szCs w:val="18"/>
+              </w:rPr>
+              <w:t>0</w:t>
+            </w:r>
+          </w:p>
+        </w:tc>
+        <w:tc>
+          <w:tcPr>
+            <w:tcW w:w="1522" w:type="dxa"/>
+            <w:tcMar/>
+          </w:tcPr>
+          <w:p>
+            <w:pPr>
+              <w:rPr>
+                <w:sz w:val="18"/>
+                <w:szCs w:val="18"/>
+              </w:rPr>
+            </w:pPr>
+            <w:r>
+              <w:rPr>
+                <w:sz w:val="18"/>
+                <w:szCs w:val="18"/>
+              </w:rPr>
+              <w:t>0</w:t>
+            </w:r>
+          </w:p>
+        </w:tc>
+        <w:tc>
+          <w:tcPr>
+            <w:tcW w:w="1522" w:type="dxa"/>
+            <w:tcMar/>
+          </w:tcPr>
+          <w:p>
+            <w:pPr>
+              <w:rPr>
+                <w:sz w:val="18"/>
+                <w:szCs w:val="18"/>
+              </w:rPr>
+            </w:pPr>
+            <w:r>
+              <w:rPr>
+                <w:sz w:val="18"/>
+                <w:szCs w:val="18"/>
+              </w:rPr>
+              <w:t>0</w:t>
+            </w:r>
+          </w:p>
+        </w:tc>
+        <w:tc>
+          <w:tcPr>
+            <w:tcW w:w="1522" w:type="dxa"/>
+            <w:tcMar/>
+          </w:tcPr>
+          <w:p>
+            <w:pPr>
+              <w:rPr>
+                <w:sz w:val="18"/>
+                <w:szCs w:val="18"/>
+              </w:rPr>
+            </w:pPr>
+            <w:r>
+              <w:rPr>
+                <w:sz w:val="18"/>
+                <w:szCs w:val="18"/>
+              </w:rPr>
+              <w:t>0</w:t>
+            </w:r>
+          </w:p>
+        </w:tc>
+        <w:tc>
+          <w:tcPr>
+            <w:tcW w:w="1522" w:type="dxa"/>
+            <w:tcMar/>
+          </w:tcPr>
+          <w:p>
+            <w:r>
+              <w:rPr/>
+              <w:t>0</w:t>
+            </w:r>
+          </w:p>
         </w:tc>
       </w:tr>
       <w:tr>
@@ -4211,16 +5051,31 @@
           <w:p>
             <w:pPr>
               <w:rPr>
-                <w:b/>
-                <w:bCs/>
-              </w:rPr>
-            </w:pPr>
-            <w:r>
-              <w:rPr>
-                <w:b/>
-                <w:bCs/>
-              </w:rPr>
-              <w:t>MAYA</w:t>
+                <w:rFonts w:ascii="Calibri" w:hAnsi="Calibri" w:eastAsia="Calibri" w:cs="Calibri" w:asciiTheme="minorAscii" w:hAnsiTheme="minorAscii" w:eastAsiaTheme="minorAscii" w:cstheme="minorAscii"/>
+                <w:b w:val="1"/>
+                <w:bCs w:val="1"/>
+                <w:noProof w:val="0"/>
+                <w:sz w:val="22"/>
+                <w:szCs w:val="22"/>
+                <w:lang w:val="en-US"/>
+              </w:rPr>
+            </w:pPr>
+            <w:r>
+              <w:rPr>
+                <w:rFonts w:ascii="Calibri" w:hAnsi="Calibri" w:eastAsia="Calibri" w:cs="Calibri" w:asciiTheme="minorAscii" w:hAnsiTheme="minorAscii" w:eastAsiaTheme="minorAscii" w:cstheme="minorAscii"/>
+                <w:b w:val="1"/>
+                <w:bCs w:val="1"/>
+                <w:i w:val="0"/>
+                <w:iCs w:val="0"/>
+                <w:caps w:val="0"/>
+                <w:smallCaps w:val="0"/>
+                <w:noProof w:val="0"/>
+                <w:color w:val="000000" w:themeColor="text1" w:themeTint="FF" w:themeShade="FF"/>
+                <w:sz w:val="22"/>
+                <w:szCs w:val="22"/>
+                <w:lang w:val="en-US"/>
+              </w:rPr>
+              <w:t>Sadorra, Maya</w:t>
             </w:r>
           </w:p>
         </w:tc>
@@ -4237,6 +5092,13 @@
                 <w:szCs w:val="18"/>
               </w:rPr>
             </w:pPr>
+            <w:r>
+              <w:rPr>
+                <w:sz w:val="18"/>
+                <w:szCs w:val="18"/>
+              </w:rPr>
+              <w:t>0</w:t>
+            </w:r>
           </w:p>
         </w:tc>
         <w:tc>
@@ -4272,56 +5134,89 @@
                 <w:szCs w:val="18"/>
               </w:rPr>
             </w:pPr>
-          </w:p>
-        </w:tc>
-        <w:tc>
-          <w:tcPr>
-            <w:tcW w:w="1522" w:type="dxa"/>
-            <w:tcMar/>
-          </w:tcPr>
-          <w:p>
-            <w:pPr>
-              <w:rPr>
-                <w:sz w:val="18"/>
-                <w:szCs w:val="18"/>
-              </w:rPr>
-            </w:pPr>
-          </w:p>
-        </w:tc>
-        <w:tc>
-          <w:tcPr>
-            <w:tcW w:w="1522" w:type="dxa"/>
-            <w:tcMar/>
-          </w:tcPr>
-          <w:p>
-            <w:pPr>
-              <w:rPr>
-                <w:sz w:val="18"/>
-                <w:szCs w:val="18"/>
-              </w:rPr>
-            </w:pPr>
-          </w:p>
-        </w:tc>
-        <w:tc>
-          <w:tcPr>
-            <w:tcW w:w="1522" w:type="dxa"/>
-            <w:tcMar/>
-          </w:tcPr>
-          <w:p>
-            <w:pPr>
-              <w:rPr>
-                <w:sz w:val="18"/>
-                <w:szCs w:val="18"/>
-              </w:rPr>
-            </w:pPr>
-          </w:p>
-        </w:tc>
-        <w:tc>
-          <w:tcPr>
-            <w:tcW w:w="1522" w:type="dxa"/>
-            <w:tcMar/>
-          </w:tcPr>
-          <w:p/>
+            <w:r>
+              <w:rPr>
+                <w:sz w:val="18"/>
+                <w:szCs w:val="18"/>
+              </w:rPr>
+              <w:t>0</w:t>
+            </w:r>
+          </w:p>
+        </w:tc>
+        <w:tc>
+          <w:tcPr>
+            <w:tcW w:w="1522" w:type="dxa"/>
+            <w:tcMar/>
+          </w:tcPr>
+          <w:p>
+            <w:pPr>
+              <w:rPr>
+                <w:sz w:val="18"/>
+                <w:szCs w:val="18"/>
+              </w:rPr>
+            </w:pPr>
+            <w:r>
+              <w:rPr>
+                <w:sz w:val="18"/>
+                <w:szCs w:val="18"/>
+              </w:rPr>
+              <w:t>0</w:t>
+            </w:r>
+          </w:p>
+        </w:tc>
+        <w:tc>
+          <w:tcPr>
+            <w:tcW w:w="1522" w:type="dxa"/>
+            <w:tcMar/>
+          </w:tcPr>
+          <w:p>
+            <w:pPr>
+              <w:rPr>
+                <w:sz w:val="18"/>
+                <w:szCs w:val="18"/>
+              </w:rPr>
+            </w:pPr>
+            <w:r>
+              <w:rPr>
+                <w:sz w:val="18"/>
+                <w:szCs w:val="18"/>
+              </w:rPr>
+              <w:t>0</w:t>
+            </w:r>
+          </w:p>
+        </w:tc>
+        <w:tc>
+          <w:tcPr>
+            <w:tcW w:w="1522" w:type="dxa"/>
+            <w:tcMar/>
+          </w:tcPr>
+          <w:p>
+            <w:pPr>
+              <w:rPr>
+                <w:sz w:val="18"/>
+                <w:szCs w:val="18"/>
+              </w:rPr>
+            </w:pPr>
+            <w:r>
+              <w:rPr>
+                <w:sz w:val="18"/>
+                <w:szCs w:val="18"/>
+              </w:rPr>
+              <w:t>0</w:t>
+            </w:r>
+          </w:p>
+        </w:tc>
+        <w:tc>
+          <w:tcPr>
+            <w:tcW w:w="1522" w:type="dxa"/>
+            <w:tcMar/>
+          </w:tcPr>
+          <w:p>
+            <w:r>
+              <w:rPr/>
+              <w:t>0</w:t>
+            </w:r>
+          </w:p>
         </w:tc>
       </w:tr>
       <w:tr>
@@ -4336,17 +5231,31 @@
           <w:p>
             <w:pPr>
               <w:rPr>
-                <w:b/>
-                <w:bCs/>
-              </w:rPr>
-            </w:pPr>
-            <w:r>
-              <w:rPr>
-                <w:b/>
-                <w:bCs/>
-              </w:rPr>
-              <w:lastRenderedPageBreak/>
-              <w:t>KIRAN</w:t>
+                <w:rFonts w:ascii="Calibri" w:hAnsi="Calibri" w:eastAsia="Calibri" w:cs="Calibri" w:asciiTheme="minorAscii" w:hAnsiTheme="minorAscii" w:eastAsiaTheme="minorAscii" w:cstheme="minorAscii"/>
+                <w:b w:val="1"/>
+                <w:bCs w:val="1"/>
+                <w:noProof w:val="0"/>
+                <w:sz w:val="22"/>
+                <w:szCs w:val="22"/>
+                <w:lang w:val="en-US"/>
+              </w:rPr>
+            </w:pPr>
+            <w:r>
+              <w:rPr>
+                <w:rFonts w:ascii="Calibri" w:hAnsi="Calibri" w:eastAsia="Calibri" w:cs="Calibri" w:asciiTheme="minorAscii" w:hAnsiTheme="minorAscii" w:eastAsiaTheme="minorAscii" w:cstheme="minorAscii"/>
+                <w:b w:val="1"/>
+                <w:bCs w:val="1"/>
+                <w:i w:val="0"/>
+                <w:iCs w:val="0"/>
+                <w:caps w:val="0"/>
+                <w:smallCaps w:val="0"/>
+                <w:noProof w:val="0"/>
+                <w:color w:val="000000" w:themeColor="text1" w:themeTint="FF" w:themeShade="FF"/>
+                <w:sz w:val="22"/>
+                <w:szCs w:val="22"/>
+                <w:lang w:val="en-US"/>
+              </w:rPr>
+              <w:t>Gill, Kiran</w:t>
             </w:r>
           </w:p>
         </w:tc>
@@ -4363,6 +5272,13 @@
                 <w:szCs w:val="18"/>
               </w:rPr>
             </w:pPr>
+            <w:r>
+              <w:rPr>
+                <w:sz w:val="18"/>
+                <w:szCs w:val="18"/>
+              </w:rPr>
+              <w:t>0</w:t>
+            </w:r>
           </w:p>
         </w:tc>
         <w:tc>
@@ -4398,56 +5314,89 @@
                 <w:szCs w:val="18"/>
               </w:rPr>
             </w:pPr>
-          </w:p>
-        </w:tc>
-        <w:tc>
-          <w:tcPr>
-            <w:tcW w:w="1522" w:type="dxa"/>
-            <w:tcMar/>
-          </w:tcPr>
-          <w:p>
-            <w:pPr>
-              <w:rPr>
-                <w:sz w:val="18"/>
-                <w:szCs w:val="18"/>
-              </w:rPr>
-            </w:pPr>
-          </w:p>
-        </w:tc>
-        <w:tc>
-          <w:tcPr>
-            <w:tcW w:w="1522" w:type="dxa"/>
-            <w:tcMar/>
-          </w:tcPr>
-          <w:p>
-            <w:pPr>
-              <w:rPr>
-                <w:sz w:val="18"/>
-                <w:szCs w:val="18"/>
-              </w:rPr>
-            </w:pPr>
-          </w:p>
-        </w:tc>
-        <w:tc>
-          <w:tcPr>
-            <w:tcW w:w="1522" w:type="dxa"/>
-            <w:tcMar/>
-          </w:tcPr>
-          <w:p>
-            <w:pPr>
-              <w:rPr>
-                <w:sz w:val="18"/>
-                <w:szCs w:val="18"/>
-              </w:rPr>
-            </w:pPr>
-          </w:p>
-        </w:tc>
-        <w:tc>
-          <w:tcPr>
-            <w:tcW w:w="1522" w:type="dxa"/>
-            <w:tcMar/>
-          </w:tcPr>
-          <w:p/>
+            <w:r>
+              <w:rPr>
+                <w:sz w:val="18"/>
+                <w:szCs w:val="18"/>
+              </w:rPr>
+              <w:t>0</w:t>
+            </w:r>
+          </w:p>
+        </w:tc>
+        <w:tc>
+          <w:tcPr>
+            <w:tcW w:w="1522" w:type="dxa"/>
+            <w:tcMar/>
+          </w:tcPr>
+          <w:p>
+            <w:pPr>
+              <w:rPr>
+                <w:sz w:val="18"/>
+                <w:szCs w:val="18"/>
+              </w:rPr>
+            </w:pPr>
+            <w:r>
+              <w:rPr>
+                <w:sz w:val="18"/>
+                <w:szCs w:val="18"/>
+              </w:rPr>
+              <w:t>0</w:t>
+            </w:r>
+          </w:p>
+        </w:tc>
+        <w:tc>
+          <w:tcPr>
+            <w:tcW w:w="1522" w:type="dxa"/>
+            <w:tcMar/>
+          </w:tcPr>
+          <w:p>
+            <w:pPr>
+              <w:rPr>
+                <w:sz w:val="18"/>
+                <w:szCs w:val="18"/>
+              </w:rPr>
+            </w:pPr>
+            <w:r>
+              <w:rPr>
+                <w:sz w:val="18"/>
+                <w:szCs w:val="18"/>
+              </w:rPr>
+              <w:t>0</w:t>
+            </w:r>
+          </w:p>
+        </w:tc>
+        <w:tc>
+          <w:tcPr>
+            <w:tcW w:w="1522" w:type="dxa"/>
+            <w:tcMar/>
+          </w:tcPr>
+          <w:p>
+            <w:pPr>
+              <w:rPr>
+                <w:sz w:val="18"/>
+                <w:szCs w:val="18"/>
+              </w:rPr>
+            </w:pPr>
+            <w:r>
+              <w:rPr>
+                <w:sz w:val="18"/>
+                <w:szCs w:val="18"/>
+              </w:rPr>
+              <w:t>0</w:t>
+            </w:r>
+          </w:p>
+        </w:tc>
+        <w:tc>
+          <w:tcPr>
+            <w:tcW w:w="1522" w:type="dxa"/>
+            <w:tcMar/>
+          </w:tcPr>
+          <w:p>
+            <w:r>
+              <w:rPr/>
+              <w:t>0</w:t>
+            </w:r>
+          </w:p>
         </w:tc>
       </w:tr>
       <w:tr>
@@ -4462,16 +5411,31 @@
           <w:p>
             <w:pPr>
               <w:rPr>
-                <w:b/>
-                <w:bCs/>
-              </w:rPr>
-            </w:pPr>
-            <w:r>
-              <w:rPr>
-                <w:b/>
-                <w:bCs/>
-              </w:rPr>
-              <w:t>HARNOOR</w:t>
+                <w:rFonts w:ascii="Calibri" w:hAnsi="Calibri" w:eastAsia="Calibri" w:cs="Calibri" w:asciiTheme="minorAscii" w:hAnsiTheme="minorAscii" w:eastAsiaTheme="minorAscii" w:cstheme="minorAscii"/>
+                <w:b w:val="1"/>
+                <w:bCs w:val="1"/>
+                <w:noProof w:val="0"/>
+                <w:sz w:val="22"/>
+                <w:szCs w:val="22"/>
+                <w:lang w:val="en-US"/>
+              </w:rPr>
+            </w:pPr>
+            <w:r>
+              <w:rPr>
+                <w:rFonts w:ascii="Calibri" w:hAnsi="Calibri" w:eastAsia="Calibri" w:cs="Calibri" w:asciiTheme="minorAscii" w:hAnsiTheme="minorAscii" w:eastAsiaTheme="minorAscii" w:cstheme="minorAscii"/>
+                <w:b w:val="1"/>
+                <w:bCs w:val="1"/>
+                <w:i w:val="0"/>
+                <w:iCs w:val="0"/>
+                <w:caps w:val="0"/>
+                <w:smallCaps w:val="0"/>
+                <w:noProof w:val="0"/>
+                <w:color w:val="000000" w:themeColor="text1" w:themeTint="FF" w:themeShade="FF"/>
+                <w:sz w:val="22"/>
+                <w:szCs w:val="22"/>
+                <w:lang w:val="en-US"/>
+              </w:rPr>
+              <w:t>Kaur, Harnoor</w:t>
             </w:r>
           </w:p>
         </w:tc>
@@ -4488,6 +5452,13 @@
                 <w:szCs w:val="18"/>
               </w:rPr>
             </w:pPr>
+            <w:r>
+              <w:rPr>
+                <w:sz w:val="18"/>
+                <w:szCs w:val="18"/>
+              </w:rPr>
+              <w:t>0</w:t>
+            </w:r>
           </w:p>
         </w:tc>
         <w:tc>
@@ -4523,56 +5494,89 @@
                 <w:szCs w:val="18"/>
               </w:rPr>
             </w:pPr>
-          </w:p>
-        </w:tc>
-        <w:tc>
-          <w:tcPr>
-            <w:tcW w:w="1522" w:type="dxa"/>
-            <w:tcMar/>
-          </w:tcPr>
-          <w:p>
-            <w:pPr>
-              <w:rPr>
-                <w:sz w:val="18"/>
-                <w:szCs w:val="18"/>
-              </w:rPr>
-            </w:pPr>
-          </w:p>
-        </w:tc>
-        <w:tc>
-          <w:tcPr>
-            <w:tcW w:w="1522" w:type="dxa"/>
-            <w:tcMar/>
-          </w:tcPr>
-          <w:p>
-            <w:pPr>
-              <w:rPr>
-                <w:sz w:val="18"/>
-                <w:szCs w:val="18"/>
-              </w:rPr>
-            </w:pPr>
-          </w:p>
-        </w:tc>
-        <w:tc>
-          <w:tcPr>
-            <w:tcW w:w="1522" w:type="dxa"/>
-            <w:tcMar/>
-          </w:tcPr>
-          <w:p>
-            <w:pPr>
-              <w:rPr>
-                <w:sz w:val="18"/>
-                <w:szCs w:val="18"/>
-              </w:rPr>
-            </w:pPr>
-          </w:p>
-        </w:tc>
-        <w:tc>
-          <w:tcPr>
-            <w:tcW w:w="1522" w:type="dxa"/>
-            <w:tcMar/>
-          </w:tcPr>
-          <w:p/>
+            <w:r>
+              <w:rPr>
+                <w:sz w:val="18"/>
+                <w:szCs w:val="18"/>
+              </w:rPr>
+              <w:t>0</w:t>
+            </w:r>
+          </w:p>
+        </w:tc>
+        <w:tc>
+          <w:tcPr>
+            <w:tcW w:w="1522" w:type="dxa"/>
+            <w:tcMar/>
+          </w:tcPr>
+          <w:p>
+            <w:pPr>
+              <w:rPr>
+                <w:sz w:val="18"/>
+                <w:szCs w:val="18"/>
+              </w:rPr>
+            </w:pPr>
+            <w:r>
+              <w:rPr>
+                <w:sz w:val="18"/>
+                <w:szCs w:val="18"/>
+              </w:rPr>
+              <w:t>0</w:t>
+            </w:r>
+          </w:p>
+        </w:tc>
+        <w:tc>
+          <w:tcPr>
+            <w:tcW w:w="1522" w:type="dxa"/>
+            <w:tcMar/>
+          </w:tcPr>
+          <w:p>
+            <w:pPr>
+              <w:rPr>
+                <w:sz w:val="18"/>
+                <w:szCs w:val="18"/>
+              </w:rPr>
+            </w:pPr>
+            <w:r>
+              <w:rPr>
+                <w:sz w:val="18"/>
+                <w:szCs w:val="18"/>
+              </w:rPr>
+              <w:t>0</w:t>
+            </w:r>
+          </w:p>
+        </w:tc>
+        <w:tc>
+          <w:tcPr>
+            <w:tcW w:w="1522" w:type="dxa"/>
+            <w:tcMar/>
+          </w:tcPr>
+          <w:p>
+            <w:pPr>
+              <w:rPr>
+                <w:sz w:val="18"/>
+                <w:szCs w:val="18"/>
+              </w:rPr>
+            </w:pPr>
+            <w:r>
+              <w:rPr>
+                <w:sz w:val="18"/>
+                <w:szCs w:val="18"/>
+              </w:rPr>
+              <w:t>0</w:t>
+            </w:r>
+          </w:p>
+        </w:tc>
+        <w:tc>
+          <w:tcPr>
+            <w:tcW w:w="1522" w:type="dxa"/>
+            <w:tcMar/>
+          </w:tcPr>
+          <w:p>
+            <w:r>
+              <w:rPr/>
+              <w:t>0</w:t>
+            </w:r>
+          </w:p>
         </w:tc>
       </w:tr>
     </w:tbl>
